--- a/docs/CR_School_Placement_OnePager_FINAL.docx
+++ b/docs/CR_School_Placement_OnePager_FINAL.docx
@@ -4,7 +4,7 @@
   <w:body>
     <w:p>
       <w:pPr>
-        <w:spacing w:after="20"/>
+        <w:spacing w:after="10"/>
       </w:pPr>
       <w:r>
         <w:rPr>
@@ -12,8 +12,8 @@
           <w:b/>
           <w:bCs/>
           <w:color w:val="232D4B"/>
-          <w:sz w:val="32"/>
-          <w:szCs w:val="32"/>
+          <w:sz w:val="36"/>
+          <w:szCs w:val="36"/>
         </w:rPr>
         <w:t xml:space="preserve">CORPORATE RELATIONS — SCHOOL PLACEMENT QUICK REFERENCE</w:t>
       </w:r>
@@ -21,9 +21,9 @@
     <w:p>
       <w:pPr>
         <w:pBdr>
-          <w:bottom w:val="single" w:color="232D4B" w:sz="6" w:space="6"/>
+          <w:bottom w:val="single" w:color="232D4B" w:sz="6" w:space="4"/>
         </w:pBdr>
-        <w:spacing w:after="100"/>
+        <w:spacing w:after="60"/>
       </w:pPr>
       <w:r>
         <w:rPr>
@@ -31,15 +31,15 @@
           <w:i/>
           <w:iCs/>
           <w:color w:val="444444"/>
-          <w:sz w:val="17"/>
-          <w:szCs w:val="17"/>
+          <w:sz w:val="19"/>
+          <w:szCs w:val="19"/>
         </w:rPr>
         <w:t xml:space="preserve">University of Virginia  |  Division of External Relations  |  Effective September 2026</w:t>
       </w:r>
     </w:p>
     <w:p>
       <w:pPr>
-        <w:spacing w:after="140"/>
+        <w:spacing w:after="120"/>
       </w:pPr>
       <w:r>
         <w:rPr>
@@ -47,10 +47,10 @@
           <w:b/>
           <w:bCs/>
           <w:color w:val="5B6472"/>
-          <w:sz w:val="16"/>
-          <w:szCs w:val="16"/>
+          <w:sz w:val="17"/>
+          <w:szCs w:val="17"/>
         </w:rPr>
-        <w:t xml:space="preserve">Theme key:   </w:t>
+        <w:t xml:space="preserve">Theme key:  </w:t>
       </w:r>
       <w:r>
         <w:rPr>
@@ -58,8 +58,8 @@
           <w:b/>
           <w:bCs/>
           <w:color w:val="1F5BA6"/>
-          <w:sz w:val="16"/>
-          <w:szCs w:val="16"/>
+          <w:sz w:val="17"/>
+          <w:szCs w:val="17"/>
         </w:rPr>
         <w:t xml:space="preserve">●  </w:t>
       </w:r>
@@ -67,10 +67,10 @@
         <w:rPr>
           <w:rFonts w:ascii="Calibri" w:cs="Calibri" w:eastAsia="Calibri" w:hAnsi="Calibri"/>
           <w:color w:val="444444"/>
-          <w:sz w:val="16"/>
-          <w:szCs w:val="16"/>
+          <w:sz w:val="17"/>
+          <w:szCs w:val="17"/>
         </w:rPr>
-        <w:t xml:space="preserve">Technology, Computing &amp; AI    </w:t>
+        <w:t xml:space="preserve">Tech, Computing &amp; AI   </w:t>
       </w:r>
       <w:r>
         <w:rPr>
@@ -78,8 +78,8 @@
           <w:b/>
           <w:bCs/>
           <w:color w:val="1E7A46"/>
-          <w:sz w:val="16"/>
-          <w:szCs w:val="16"/>
+          <w:sz w:val="17"/>
+          <w:szCs w:val="17"/>
         </w:rPr>
         <w:t xml:space="preserve">●  </w:t>
       </w:r>
@@ -87,10 +87,10 @@
         <w:rPr>
           <w:rFonts w:ascii="Calibri" w:cs="Calibri" w:eastAsia="Calibri" w:hAnsi="Calibri"/>
           <w:color w:val="444444"/>
-          <w:sz w:val="16"/>
-          <w:szCs w:val="16"/>
+          <w:sz w:val="17"/>
+          <w:szCs w:val="17"/>
         </w:rPr>
-        <w:t xml:space="preserve">Life Sciences, Biotech &amp; Health Innovation    </w:t>
+        <w:t xml:space="preserve">Life Sciences &amp; Health   </w:t>
       </w:r>
       <w:r>
         <w:rPr>
@@ -98,8 +98,8 @@
           <w:b/>
           <w:bCs/>
           <w:color w:val="12767D"/>
-          <w:sz w:val="16"/>
-          <w:szCs w:val="16"/>
+          <w:sz w:val="17"/>
+          <w:szCs w:val="17"/>
         </w:rPr>
         <w:t xml:space="preserve">●  </w:t>
       </w:r>
@@ -107,10 +107,10 @@
         <w:rPr>
           <w:rFonts w:ascii="Calibri" w:cs="Calibri" w:eastAsia="Calibri" w:hAnsi="Calibri"/>
           <w:color w:val="444444"/>
-          <w:sz w:val="16"/>
-          <w:szCs w:val="16"/>
+          <w:sz w:val="17"/>
+          <w:szCs w:val="17"/>
         </w:rPr>
-        <w:t xml:space="preserve">Energy, Environment &amp; Sustainability    </w:t>
+        <w:t xml:space="preserve">Energy &amp; Environment   </w:t>
       </w:r>
       <w:r>
         <w:rPr>
@@ -118,8 +118,8 @@
           <w:b/>
           <w:bCs/>
           <w:color w:val="6C3483"/>
-          <w:sz w:val="16"/>
-          <w:szCs w:val="16"/>
+          <w:sz w:val="17"/>
+          <w:szCs w:val="17"/>
         </w:rPr>
         <w:t xml:space="preserve">●  </w:t>
       </w:r>
@@ -127,10 +127,10 @@
         <w:rPr>
           <w:rFonts w:ascii="Calibri" w:cs="Calibri" w:eastAsia="Calibri" w:hAnsi="Calibri"/>
           <w:color w:val="444444"/>
-          <w:sz w:val="16"/>
-          <w:szCs w:val="16"/>
+          <w:sz w:val="17"/>
+          <w:szCs w:val="17"/>
         </w:rPr>
-        <w:t xml:space="preserve">Democracy, Policy &amp; Social Innovation    </w:t>
+        <w:t xml:space="preserve">Democracy &amp; Policy   </w:t>
       </w:r>
       <w:r>
         <w:rPr>
@@ -138,8 +138,8 @@
           <w:b/>
           <w:bCs/>
           <w:color w:val="A05A00"/>
-          <w:sz w:val="16"/>
-          <w:szCs w:val="16"/>
+          <w:sz w:val="17"/>
+          <w:szCs w:val="17"/>
         </w:rPr>
         <w:t xml:space="preserve">●  </w:t>
       </w:r>
@@ -147,10 +147,10 @@
         <w:rPr>
           <w:rFonts w:ascii="Calibri" w:cs="Calibri" w:eastAsia="Calibri" w:hAnsi="Calibri"/>
           <w:color w:val="444444"/>
-          <w:sz w:val="16"/>
-          <w:szCs w:val="16"/>
+          <w:sz w:val="17"/>
+          <w:szCs w:val="17"/>
         </w:rPr>
-        <w:t xml:space="preserve">Business, Commerce &amp; Emerging Markets    </w:t>
+        <w:t xml:space="preserve">Business &amp; Commerce   </w:t>
       </w:r>
       <w:r>
         <w:rPr>
@@ -158,8 +158,8 @@
           <w:b/>
           <w:bCs/>
           <w:color w:val="5B6472"/>
-          <w:sz w:val="16"/>
-          <w:szCs w:val="16"/>
+          <w:sz w:val="17"/>
+          <w:szCs w:val="17"/>
         </w:rPr>
         <w:t xml:space="preserve">●  </w:t>
       </w:r>
@@ -167,15 +167,15 @@
         <w:rPr>
           <w:rFonts w:ascii="Calibri" w:cs="Calibri" w:eastAsia="Calibri" w:hAnsi="Calibri"/>
           <w:color w:val="444444"/>
-          <w:sz w:val="16"/>
-          <w:szCs w:val="16"/>
+          <w:sz w:val="17"/>
+          <w:szCs w:val="17"/>
         </w:rPr>
-        <w:t xml:space="preserve">Cross-cutting / multiple themes</w:t>
+        <w:t xml:space="preserve">Cross-cutting</w:t>
       </w:r>
     </w:p>
     <w:tbl>
       <w:tblPr>
-        <w:tblW w:type="dxa" w:w="14140"/>
+        <w:tblW w:type="dxa" w:w="14100"/>
         <w:tblBorders>
           <w:top w:val="single" w:color="auto" w:sz="4"/>
           <w:left w:val="single" w:color="auto" w:sz="4"/>
@@ -186,17 +186,17 @@
         </w:tblBorders>
       </w:tblPr>
       <w:tblGrid>
-        <w:gridCol w:w="2950"/>
-        <w:gridCol w:w="3700"/>
-        <w:gridCol w:w="420"/>
-        <w:gridCol w:w="2950"/>
-        <w:gridCol w:w="3700"/>
-        <w:gridCol w:w="420"/>
+        <w:gridCol w:w="2550"/>
+        <w:gridCol w:w="4150"/>
+        <w:gridCol w:w="350"/>
+        <w:gridCol w:w="2550"/>
+        <w:gridCol w:w="4150"/>
+        <w:gridCol w:w="350"/>
       </w:tblGrid>
       <w:tr>
         <w:tc>
           <w:tcPr>
-            <w:tcW w:type="dxa" w:w="7070"/>
+            <w:tcW w:type="dxa" w:w="7050"/>
             <w:gridSpan w:val="2"/>
             <w:tcBorders>
               <w:top w:val="single" w:color="D9DCE3" w:sz="2"/>
@@ -206,10 +206,10 @@
             </w:tcBorders>
             <w:shd w:fill="232D4B" w:color="auto" w:val="clear"/>
             <w:tcMar>
-              <w:top w:type="dxa" w:w="80"/>
-              <w:left w:type="dxa" w:w="120"/>
-              <w:bottom w:type="dxa" w:w="80"/>
-              <w:right w:type="dxa" w:w="120"/>
+              <w:top w:type="dxa" w:w="90"/>
+              <w:left w:type="dxa" w:w="130"/>
+              <w:bottom w:type="dxa" w:w="90"/>
+              <w:right w:type="dxa" w:w="130"/>
             </w:tcMar>
             <w:vAlign w:val="center"/>
           </w:tcPr>
@@ -220,8 +220,8 @@
                 <w:b/>
                 <w:bCs/>
                 <w:color w:val="FFFFFF"/>
-                <w:sz w:val="20"/>
-                <w:szCs w:val="20"/>
+                <w:sz w:val="23"/>
+                <w:szCs w:val="23"/>
               </w:rPr>
               <w:t xml:space="preserve">RYAN WEIGAND</w:t>
             </w:r>
@@ -229,7 +229,7 @@
         </w:tc>
         <w:tc>
           <w:tcPr>
-            <w:tcW w:type="dxa" w:w="7070"/>
+            <w:tcW w:type="dxa" w:w="7050"/>
             <w:gridSpan w:val="2"/>
             <w:tcBorders>
               <w:top w:val="single" w:color="D9DCE3" w:sz="2"/>
@@ -239,10 +239,10 @@
             </w:tcBorders>
             <w:shd w:fill="232D4B" w:color="auto" w:val="clear"/>
             <w:tcMar>
-              <w:top w:type="dxa" w:w="80"/>
-              <w:left w:type="dxa" w:w="120"/>
-              <w:bottom w:type="dxa" w:w="80"/>
-              <w:right w:type="dxa" w:w="120"/>
+              <w:top w:type="dxa" w:w="90"/>
+              <w:left w:type="dxa" w:w="130"/>
+              <w:bottom w:type="dxa" w:w="90"/>
+              <w:right w:type="dxa" w:w="130"/>
             </w:tcMar>
             <w:vAlign w:val="center"/>
           </w:tcPr>
@@ -253,8 +253,8 @@
                 <w:b/>
                 <w:bCs/>
                 <w:color w:val="FFFFFF"/>
-                <w:sz w:val="20"/>
-                <w:szCs w:val="20"/>
+                <w:sz w:val="23"/>
+                <w:szCs w:val="23"/>
               </w:rPr>
               <w:t xml:space="preserve">CARRIE COMBS</w:t>
             </w:r>
@@ -264,7 +264,7 @@
       <w:tr>
         <w:tc>
           <w:tcPr>
-            <w:tcW w:type="dxa" w:w="2950"/>
+            <w:tcW w:type="dxa" w:w="2550"/>
             <w:tcBorders>
               <w:top w:val="single" w:color="D9DCE3" w:sz="2"/>
               <w:left w:val="single" w:color="D9DCE3" w:sz="2"/>
@@ -274,9 +274,9 @@
             <w:shd w:fill="E57200" w:color="auto" w:val="clear"/>
             <w:tcMar>
               <w:top w:type="dxa" w:w="60"/>
-              <w:left w:type="dxa" w:w="120"/>
-              <w:bottom w:type="dxa" w:w="60"/>
-              <w:right w:type="dxa" w:w="120"/>
+              <w:left w:type="dxa" w:w="130"/>
+              <w:bottom w:type="dxa" w:w="60"/>
+              <w:right w:type="dxa" w:w="130"/>
             </w:tcMar>
             <w:vAlign w:val="center"/>
           </w:tcPr>
@@ -287,8 +287,8 @@
                 <w:b/>
                 <w:bCs/>
                 <w:color w:val="FFFFFF"/>
-                <w:sz w:val="16"/>
-                <w:szCs w:val="16"/>
+                <w:sz w:val="18"/>
+                <w:szCs w:val="18"/>
               </w:rPr>
               <w:t xml:space="preserve">School / Unit</w:t>
             </w:r>
@@ -296,7 +296,7 @@
         </w:tc>
         <w:tc>
           <w:tcPr>
-            <w:tcW w:type="dxa" w:w="3700"/>
+            <w:tcW w:type="dxa" w:w="4150"/>
             <w:tcBorders>
               <w:top w:val="single" w:color="D9DCE3" w:sz="2"/>
               <w:left w:val="single" w:color="D9DCE3" w:sz="2"/>
@@ -306,9 +306,9 @@
             <w:shd w:fill="E57200" w:color="auto" w:val="clear"/>
             <w:tcMar>
               <w:top w:type="dxa" w:w="60"/>
-              <w:left w:type="dxa" w:w="120"/>
-              <w:bottom w:type="dxa" w:w="60"/>
-              <w:right w:type="dxa" w:w="120"/>
+              <w:left w:type="dxa" w:w="130"/>
+              <w:bottom w:type="dxa" w:w="60"/>
+              <w:right w:type="dxa" w:w="130"/>
             </w:tcMar>
             <w:vAlign w:val="center"/>
           </w:tcPr>
@@ -319,8 +319,8 @@
                 <w:b/>
                 <w:bCs/>
                 <w:color w:val="FFFFFF"/>
-                <w:sz w:val="16"/>
-                <w:szCs w:val="16"/>
+                <w:sz w:val="18"/>
+                <w:szCs w:val="18"/>
               </w:rPr>
               <w:t xml:space="preserve">Notes</w:t>
             </w:r>
@@ -328,7 +328,7 @@
         </w:tc>
         <w:tc>
           <w:tcPr>
-            <w:tcW w:type="dxa" w:w="420"/>
+            <w:tcW w:type="dxa" w:w="350"/>
             <w:tcBorders>
               <w:top w:val="single" w:color="D9DCE3" w:sz="2"/>
               <w:left w:val="single" w:color="D9DCE3" w:sz="2"/>
@@ -338,9 +338,9 @@
             <w:shd w:fill="E57200" w:color="auto" w:val="clear"/>
             <w:tcMar>
               <w:top w:type="dxa" w:w="60"/>
-              <w:left w:type="dxa" w:w="120"/>
-              <w:bottom w:type="dxa" w:w="60"/>
-              <w:right w:type="dxa" w:w="120"/>
+              <w:left w:type="dxa" w:w="130"/>
+              <w:bottom w:type="dxa" w:w="60"/>
+              <w:right w:type="dxa" w:w="130"/>
             </w:tcMar>
             <w:vAlign w:val="center"/>
           </w:tcPr>
@@ -351,8 +351,8 @@
                 <w:b/>
                 <w:bCs/>
                 <w:color w:val="FFFFFF"/>
-                <w:sz w:val="16"/>
-                <w:szCs w:val="16"/>
+                <w:sz w:val="18"/>
+                <w:szCs w:val="18"/>
               </w:rPr>
               <w:t xml:space="preserve"/>
             </w:r>
@@ -360,7 +360,7 @@
         </w:tc>
         <w:tc>
           <w:tcPr>
-            <w:tcW w:type="dxa" w:w="2950"/>
+            <w:tcW w:type="dxa" w:w="2550"/>
             <w:tcBorders>
               <w:top w:val="single" w:color="D9DCE3" w:sz="2"/>
               <w:left w:val="single" w:color="D9DCE3" w:sz="2"/>
@@ -370,9 +370,9 @@
             <w:shd w:fill="E57200" w:color="auto" w:val="clear"/>
             <w:tcMar>
               <w:top w:type="dxa" w:w="60"/>
-              <w:left w:type="dxa" w:w="120"/>
-              <w:bottom w:type="dxa" w:w="60"/>
-              <w:right w:type="dxa" w:w="120"/>
+              <w:left w:type="dxa" w:w="130"/>
+              <w:bottom w:type="dxa" w:w="60"/>
+              <w:right w:type="dxa" w:w="130"/>
             </w:tcMar>
             <w:vAlign w:val="center"/>
           </w:tcPr>
@@ -383,8 +383,8 @@
                 <w:b/>
                 <w:bCs/>
                 <w:color w:val="FFFFFF"/>
-                <w:sz w:val="16"/>
-                <w:szCs w:val="16"/>
+                <w:sz w:val="18"/>
+                <w:szCs w:val="18"/>
               </w:rPr>
               <w:t xml:space="preserve">School / Unit</w:t>
             </w:r>
@@ -392,7 +392,7 @@
         </w:tc>
         <w:tc>
           <w:tcPr>
-            <w:tcW w:type="dxa" w:w="3700"/>
+            <w:tcW w:type="dxa" w:w="4150"/>
             <w:tcBorders>
               <w:top w:val="single" w:color="D9DCE3" w:sz="2"/>
               <w:left w:val="single" w:color="D9DCE3" w:sz="2"/>
@@ -402,9 +402,9 @@
             <w:shd w:fill="E57200" w:color="auto" w:val="clear"/>
             <w:tcMar>
               <w:top w:type="dxa" w:w="60"/>
-              <w:left w:type="dxa" w:w="120"/>
-              <w:bottom w:type="dxa" w:w="60"/>
-              <w:right w:type="dxa" w:w="120"/>
+              <w:left w:type="dxa" w:w="130"/>
+              <w:bottom w:type="dxa" w:w="60"/>
+              <w:right w:type="dxa" w:w="130"/>
             </w:tcMar>
             <w:vAlign w:val="center"/>
           </w:tcPr>
@@ -415,8 +415,8 @@
                 <w:b/>
                 <w:bCs/>
                 <w:color w:val="FFFFFF"/>
-                <w:sz w:val="16"/>
-                <w:szCs w:val="16"/>
+                <w:sz w:val="18"/>
+                <w:szCs w:val="18"/>
               </w:rPr>
               <w:t xml:space="preserve">Notes</w:t>
             </w:r>
@@ -424,7 +424,7 @@
         </w:tc>
         <w:tc>
           <w:tcPr>
-            <w:tcW w:type="dxa" w:w="420"/>
+            <w:tcW w:type="dxa" w:w="350"/>
             <w:tcBorders>
               <w:top w:val="single" w:color="D9DCE3" w:sz="2"/>
               <w:left w:val="single" w:color="D9DCE3" w:sz="2"/>
@@ -434,9 +434,9 @@
             <w:shd w:fill="E57200" w:color="auto" w:val="clear"/>
             <w:tcMar>
               <w:top w:type="dxa" w:w="60"/>
-              <w:left w:type="dxa" w:w="120"/>
-              <w:bottom w:type="dxa" w:w="60"/>
-              <w:right w:type="dxa" w:w="120"/>
+              <w:left w:type="dxa" w:w="130"/>
+              <w:bottom w:type="dxa" w:w="60"/>
+              <w:right w:type="dxa" w:w="130"/>
             </w:tcMar>
             <w:vAlign w:val="center"/>
           </w:tcPr>
@@ -447,8 +447,8 @@
                 <w:b/>
                 <w:bCs/>
                 <w:color w:val="FFFFFF"/>
-                <w:sz w:val="16"/>
-                <w:szCs w:val="16"/>
+                <w:sz w:val="18"/>
+                <w:szCs w:val="18"/>
               </w:rPr>
               <w:t xml:space="preserve"/>
             </w:r>
@@ -458,19 +458,19 @@
       <w:tr>
         <w:tc>
           <w:tcPr>
-            <w:tcW w:type="dxa" w:w="2950"/>
-            <w:tcBorders>
-              <w:top w:val="single" w:color="D9DCE3" w:sz="2"/>
-              <w:left w:val="single" w:color="D9DCE3" w:sz="2"/>
-              <w:bottom w:val="single" w:color="D9DCE3" w:sz="2"/>
-              <w:right w:val="single" w:color="D9DCE3" w:sz="2"/>
-            </w:tcBorders>
-            <w:shd w:fill="FFFFFF" w:color="auto" w:val="clear"/>
-            <w:tcMar>
-              <w:top w:type="dxa" w:w="60"/>
-              <w:left w:type="dxa" w:w="120"/>
-              <w:bottom w:type="dxa" w:w="60"/>
-              <w:right w:type="dxa" w:w="100"/>
+            <w:tcW w:type="dxa" w:w="2550"/>
+            <w:tcBorders>
+              <w:top w:val="single" w:color="D9DCE3" w:sz="2"/>
+              <w:left w:val="single" w:color="D9DCE3" w:sz="2"/>
+              <w:bottom w:val="single" w:color="D9DCE3" w:sz="2"/>
+              <w:right w:val="single" w:color="D9DCE3" w:sz="2"/>
+            </w:tcBorders>
+            <w:shd w:fill="FFFFFF" w:color="auto" w:val="clear"/>
+            <w:tcMar>
+              <w:top w:type="dxa" w:w="60"/>
+              <w:left w:type="dxa" w:w="130"/>
+              <w:bottom w:type="dxa" w:w="60"/>
+              <w:right w:type="dxa" w:w="110"/>
             </w:tcMar>
             <w:vAlign w:val="center"/>
           </w:tcPr>
@@ -481,8 +481,8 @@
                 <w:b/>
                 <w:bCs/>
                 <w:color w:val="1A1A1A"/>
-                <w:sz w:val="17"/>
-                <w:szCs w:val="17"/>
+                <w:sz w:val="19"/>
+                <w:szCs w:val="19"/>
               </w:rPr>
               <w:t xml:space="preserve">School of Engineering</w:t>
             </w:r>
@@ -490,19 +490,19 @@
         </w:tc>
         <w:tc>
           <w:tcPr>
-            <w:tcW w:type="dxa" w:w="3700"/>
-            <w:tcBorders>
-              <w:top w:val="single" w:color="D9DCE3" w:sz="2"/>
-              <w:left w:val="single" w:color="D9DCE3" w:sz="2"/>
-              <w:bottom w:val="single" w:color="D9DCE3" w:sz="2"/>
-              <w:right w:val="single" w:color="D9DCE3" w:sz="2"/>
-            </w:tcBorders>
-            <w:shd w:fill="FFFFFF" w:color="auto" w:val="clear"/>
-            <w:tcMar>
-              <w:top w:type="dxa" w:w="60"/>
-              <w:left w:type="dxa" w:w="100"/>
-              <w:bottom w:type="dxa" w:w="60"/>
-              <w:right w:type="dxa" w:w="100"/>
+            <w:tcW w:type="dxa" w:w="4150"/>
+            <w:tcBorders>
+              <w:top w:val="single" w:color="D9DCE3" w:sz="2"/>
+              <w:left w:val="single" w:color="D9DCE3" w:sz="2"/>
+              <w:bottom w:val="single" w:color="D9DCE3" w:sz="2"/>
+              <w:right w:val="single" w:color="D9DCE3" w:sz="2"/>
+            </w:tcBorders>
+            <w:shd w:fill="FFFFFF" w:color="auto" w:val="clear"/>
+            <w:tcMar>
+              <w:top w:type="dxa" w:w="60"/>
+              <w:left w:type="dxa" w:w="110"/>
+              <w:bottom w:type="dxa" w:w="60"/>
+              <w:right w:type="dxa" w:w="110"/>
             </w:tcMar>
             <w:vAlign w:val="center"/>
           </w:tcPr>
@@ -513,28 +513,28 @@
                 <w:i/>
                 <w:iCs/>
                 <w:color w:val="5B6472"/>
-                <w:sz w:val="14"/>
-                <w:szCs w:val="14"/>
-              </w:rPr>
-              <w:t xml:space="preserve">AI@UVA; Biocomplexity (joint); energy systems (secondary, joint w/ Carrie)</w:t>
-            </w:r>
-          </w:p>
-        </w:tc>
-        <w:tc>
-          <w:tcPr>
-            <w:tcW w:type="dxa" w:w="420"/>
-            <w:tcBorders>
-              <w:top w:val="single" w:color="D9DCE3" w:sz="2"/>
-              <w:left w:val="single" w:color="D9DCE3" w:sz="2"/>
-              <w:bottom w:val="single" w:color="D9DCE3" w:sz="2"/>
-              <w:right w:val="single" w:color="D9DCE3" w:sz="2"/>
-            </w:tcBorders>
-            <w:shd w:fill="FFFFFF" w:color="auto" w:val="clear"/>
-            <w:tcMar>
-              <w:top w:type="dxa" w:w="60"/>
-              <w:left w:type="dxa" w:w="80"/>
-              <w:bottom w:type="dxa" w:w="60"/>
-              <w:right w:type="dxa" w:w="80"/>
+                <w:sz w:val="16"/>
+                <w:szCs w:val="16"/>
+              </w:rPr>
+              <w:t xml:space="preserve">AI@UVA; Biocomplexity (joint)</w:t>
+            </w:r>
+          </w:p>
+        </w:tc>
+        <w:tc>
+          <w:tcPr>
+            <w:tcW w:type="dxa" w:w="350"/>
+            <w:tcBorders>
+              <w:top w:val="single" w:color="D9DCE3" w:sz="2"/>
+              <w:left w:val="single" w:color="D9DCE3" w:sz="2"/>
+              <w:bottom w:val="single" w:color="D9DCE3" w:sz="2"/>
+              <w:right w:val="single" w:color="D9DCE3" w:sz="2"/>
+            </w:tcBorders>
+            <w:shd w:fill="FFFFFF" w:color="auto" w:val="clear"/>
+            <w:tcMar>
+              <w:top w:type="dxa" w:w="60"/>
+              <w:left w:type="dxa" w:w="90"/>
+              <w:bottom w:type="dxa" w:w="60"/>
+              <w:right w:type="dxa" w:w="90"/>
             </w:tcMar>
             <w:vAlign w:val="center"/>
           </w:tcPr>
@@ -545,8 +545,8 @@
                 <w:b/>
                 <w:bCs/>
                 <w:color w:val="1F5BA6"/>
-                <w:sz w:val="20"/>
-                <w:szCs w:val="20"/>
+                <w:sz w:val="22"/>
+                <w:szCs w:val="22"/>
               </w:rPr>
               <w:t xml:space="preserve">●</w:t>
             </w:r>
@@ -554,19 +554,19 @@
         </w:tc>
         <w:tc>
           <w:tcPr>
-            <w:tcW w:type="dxa" w:w="2950"/>
-            <w:tcBorders>
-              <w:top w:val="single" w:color="D9DCE3" w:sz="2"/>
-              <w:left w:val="single" w:color="D9DCE3" w:sz="2"/>
-              <w:bottom w:val="single" w:color="D9DCE3" w:sz="2"/>
-              <w:right w:val="single" w:color="D9DCE3" w:sz="2"/>
-            </w:tcBorders>
-            <w:shd w:fill="FFFFFF" w:color="auto" w:val="clear"/>
-            <w:tcMar>
-              <w:top w:type="dxa" w:w="60"/>
-              <w:left w:type="dxa" w:w="120"/>
-              <w:bottom w:type="dxa" w:w="60"/>
-              <w:right w:type="dxa" w:w="100"/>
+            <w:tcW w:type="dxa" w:w="2550"/>
+            <w:tcBorders>
+              <w:top w:val="single" w:color="D9DCE3" w:sz="2"/>
+              <w:left w:val="single" w:color="D9DCE3" w:sz="2"/>
+              <w:bottom w:val="single" w:color="D9DCE3" w:sz="2"/>
+              <w:right w:val="single" w:color="D9DCE3" w:sz="2"/>
+            </w:tcBorders>
+            <w:shd w:fill="FFFFFF" w:color="auto" w:val="clear"/>
+            <w:tcMar>
+              <w:top w:type="dxa" w:w="60"/>
+              <w:left w:type="dxa" w:w="130"/>
+              <w:bottom w:type="dxa" w:w="60"/>
+              <w:right w:type="dxa" w:w="110"/>
             </w:tcMar>
             <w:vAlign w:val="center"/>
           </w:tcPr>
@@ -577,8 +577,8 @@
                 <w:b/>
                 <w:bCs/>
                 <w:color w:val="1A1A1A"/>
-                <w:sz w:val="17"/>
-                <w:szCs w:val="17"/>
+                <w:sz w:val="19"/>
+                <w:szCs w:val="19"/>
               </w:rPr>
               <w:t xml:space="preserve">College &amp; Graduate School of A&amp;S (incl. Honors)</w:t>
             </w:r>
@@ -586,19 +586,19 @@
         </w:tc>
         <w:tc>
           <w:tcPr>
-            <w:tcW w:type="dxa" w:w="3700"/>
-            <w:tcBorders>
-              <w:top w:val="single" w:color="D9DCE3" w:sz="2"/>
-              <w:left w:val="single" w:color="D9DCE3" w:sz="2"/>
-              <w:bottom w:val="single" w:color="D9DCE3" w:sz="2"/>
-              <w:right w:val="single" w:color="D9DCE3" w:sz="2"/>
-            </w:tcBorders>
-            <w:shd w:fill="FFFFFF" w:color="auto" w:val="clear"/>
-            <w:tcMar>
-              <w:top w:type="dxa" w:w="60"/>
-              <w:left w:type="dxa" w:w="100"/>
-              <w:bottom w:type="dxa" w:w="60"/>
-              <w:right w:type="dxa" w:w="100"/>
+            <w:tcW w:type="dxa" w:w="4150"/>
+            <w:tcBorders>
+              <w:top w:val="single" w:color="D9DCE3" w:sz="2"/>
+              <w:left w:val="single" w:color="D9DCE3" w:sz="2"/>
+              <w:bottom w:val="single" w:color="D9DCE3" w:sz="2"/>
+              <w:right w:val="single" w:color="D9DCE3" w:sz="2"/>
+            </w:tcBorders>
+            <w:shd w:fill="FFFFFF" w:color="auto" w:val="clear"/>
+            <w:tcMar>
+              <w:top w:type="dxa" w:w="60"/>
+              <w:left w:type="dxa" w:w="110"/>
+              <w:bottom w:type="dxa" w:w="60"/>
+              <w:right w:type="dxa" w:w="110"/>
             </w:tcMar>
             <w:vAlign w:val="center"/>
           </w:tcPr>
@@ -609,28 +609,28 @@
                 <w:i/>
                 <w:iCs/>
                 <w:color w:val="5B6472"/>
-                <w:sz w:val="14"/>
-                <w:szCs w:val="14"/>
-              </w:rPr>
-              <w:t xml:space="preserve">Largest school; most industry-engagement opportunity</w:t>
-            </w:r>
-          </w:p>
-        </w:tc>
-        <w:tc>
-          <w:tcPr>
-            <w:tcW w:type="dxa" w:w="420"/>
-            <w:tcBorders>
-              <w:top w:val="single" w:color="D9DCE3" w:sz="2"/>
-              <w:left w:val="single" w:color="D9DCE3" w:sz="2"/>
-              <w:bottom w:val="single" w:color="D9DCE3" w:sz="2"/>
-              <w:right w:val="single" w:color="D9DCE3" w:sz="2"/>
-            </w:tcBorders>
-            <w:shd w:fill="FFFFFF" w:color="auto" w:val="clear"/>
-            <w:tcMar>
-              <w:top w:type="dxa" w:w="60"/>
-              <w:left w:type="dxa" w:w="80"/>
-              <w:bottom w:type="dxa" w:w="60"/>
-              <w:right w:type="dxa" w:w="80"/>
+                <w:sz w:val="16"/>
+                <w:szCs w:val="16"/>
+              </w:rPr>
+              <w:t xml:space="preserve">Largest school; broad industry potential</w:t>
+            </w:r>
+          </w:p>
+        </w:tc>
+        <w:tc>
+          <w:tcPr>
+            <w:tcW w:type="dxa" w:w="350"/>
+            <w:tcBorders>
+              <w:top w:val="single" w:color="D9DCE3" w:sz="2"/>
+              <w:left w:val="single" w:color="D9DCE3" w:sz="2"/>
+              <w:bottom w:val="single" w:color="D9DCE3" w:sz="2"/>
+              <w:right w:val="single" w:color="D9DCE3" w:sz="2"/>
+            </w:tcBorders>
+            <w:shd w:fill="FFFFFF" w:color="auto" w:val="clear"/>
+            <w:tcMar>
+              <w:top w:type="dxa" w:w="60"/>
+              <w:left w:type="dxa" w:w="90"/>
+              <w:bottom w:type="dxa" w:w="60"/>
+              <w:right w:type="dxa" w:w="90"/>
             </w:tcMar>
             <w:vAlign w:val="center"/>
           </w:tcPr>
@@ -641,8 +641,8 @@
                 <w:b/>
                 <w:bCs/>
                 <w:color w:val="5B6472"/>
-                <w:sz w:val="20"/>
-                <w:szCs w:val="20"/>
+                <w:sz w:val="22"/>
+                <w:szCs w:val="22"/>
               </w:rPr>
               <w:t xml:space="preserve">●</w:t>
             </w:r>
@@ -652,19 +652,19 @@
       <w:tr>
         <w:tc>
           <w:tcPr>
-            <w:tcW w:type="dxa" w:w="2950"/>
-            <w:tcBorders>
-              <w:top w:val="single" w:color="D9DCE3" w:sz="2"/>
-              <w:left w:val="single" w:color="D9DCE3" w:sz="2"/>
-              <w:bottom w:val="single" w:color="D9DCE3" w:sz="2"/>
-              <w:right w:val="single" w:color="D9DCE3" w:sz="2"/>
-            </w:tcBorders>
-            <w:shd w:fill="F4F5F7" w:color="auto" w:val="clear"/>
-            <w:tcMar>
-              <w:top w:type="dxa" w:w="60"/>
-              <w:left w:type="dxa" w:w="120"/>
-              <w:bottom w:type="dxa" w:w="60"/>
-              <w:right w:type="dxa" w:w="100"/>
+            <w:tcW w:type="dxa" w:w="2550"/>
+            <w:tcBorders>
+              <w:top w:val="single" w:color="D9DCE3" w:sz="2"/>
+              <w:left w:val="single" w:color="D9DCE3" w:sz="2"/>
+              <w:bottom w:val="single" w:color="D9DCE3" w:sz="2"/>
+              <w:right w:val="single" w:color="D9DCE3" w:sz="2"/>
+            </w:tcBorders>
+            <w:shd w:fill="F4F5F7" w:color="auto" w:val="clear"/>
+            <w:tcMar>
+              <w:top w:type="dxa" w:w="60"/>
+              <w:left w:type="dxa" w:w="130"/>
+              <w:bottom w:type="dxa" w:w="60"/>
+              <w:right w:type="dxa" w:w="110"/>
             </w:tcMar>
             <w:vAlign w:val="center"/>
           </w:tcPr>
@@ -675,8 +675,8 @@
                 <w:b/>
                 <w:bCs/>
                 <w:color w:val="1A1A1A"/>
-                <w:sz w:val="17"/>
-                <w:szCs w:val="17"/>
+                <w:sz w:val="19"/>
+                <w:szCs w:val="19"/>
               </w:rPr>
               <w:t xml:space="preserve">School of Data Science</w:t>
             </w:r>
@@ -684,19 +684,19 @@
         </w:tc>
         <w:tc>
           <w:tcPr>
-            <w:tcW w:type="dxa" w:w="3700"/>
-            <w:tcBorders>
-              <w:top w:val="single" w:color="D9DCE3" w:sz="2"/>
-              <w:left w:val="single" w:color="D9DCE3" w:sz="2"/>
-              <w:bottom w:val="single" w:color="D9DCE3" w:sz="2"/>
-              <w:right w:val="single" w:color="D9DCE3" w:sz="2"/>
-            </w:tcBorders>
-            <w:shd w:fill="F4F5F7" w:color="auto" w:val="clear"/>
-            <w:tcMar>
-              <w:top w:type="dxa" w:w="60"/>
-              <w:left w:type="dxa" w:w="100"/>
-              <w:bottom w:type="dxa" w:w="60"/>
-              <w:right w:type="dxa" w:w="100"/>
+            <w:tcW w:type="dxa" w:w="4150"/>
+            <w:tcBorders>
+              <w:top w:val="single" w:color="D9DCE3" w:sz="2"/>
+              <w:left w:val="single" w:color="D9DCE3" w:sz="2"/>
+              <w:bottom w:val="single" w:color="D9DCE3" w:sz="2"/>
+              <w:right w:val="single" w:color="D9DCE3" w:sz="2"/>
+            </w:tcBorders>
+            <w:shd w:fill="F4F5F7" w:color="auto" w:val="clear"/>
+            <w:tcMar>
+              <w:top w:type="dxa" w:w="60"/>
+              <w:left w:type="dxa" w:w="110"/>
+              <w:bottom w:type="dxa" w:w="60"/>
+              <w:right w:type="dxa" w:w="110"/>
             </w:tcMar>
             <w:vAlign w:val="center"/>
           </w:tcPr>
@@ -707,8 +707,8 @@
                 <w:i/>
                 <w:iCs/>
                 <w:color w:val="5B6472"/>
-                <w:sz w:val="14"/>
-                <w:szCs w:val="14"/>
+                <w:sz w:val="16"/>
+                <w:szCs w:val="16"/>
               </w:rPr>
               <w:t xml:space="preserve">AI@UVA (joint w/ Engineering)</w:t>
             </w:r>
@@ -716,19 +716,19 @@
         </w:tc>
         <w:tc>
           <w:tcPr>
-            <w:tcW w:type="dxa" w:w="420"/>
-            <w:tcBorders>
-              <w:top w:val="single" w:color="D9DCE3" w:sz="2"/>
-              <w:left w:val="single" w:color="D9DCE3" w:sz="2"/>
-              <w:bottom w:val="single" w:color="D9DCE3" w:sz="2"/>
-              <w:right w:val="single" w:color="D9DCE3" w:sz="2"/>
-            </w:tcBorders>
-            <w:shd w:fill="F4F5F7" w:color="auto" w:val="clear"/>
-            <w:tcMar>
-              <w:top w:type="dxa" w:w="60"/>
-              <w:left w:type="dxa" w:w="80"/>
-              <w:bottom w:type="dxa" w:w="60"/>
-              <w:right w:type="dxa" w:w="80"/>
+            <w:tcW w:type="dxa" w:w="350"/>
+            <w:tcBorders>
+              <w:top w:val="single" w:color="D9DCE3" w:sz="2"/>
+              <w:left w:val="single" w:color="D9DCE3" w:sz="2"/>
+              <w:bottom w:val="single" w:color="D9DCE3" w:sz="2"/>
+              <w:right w:val="single" w:color="D9DCE3" w:sz="2"/>
+            </w:tcBorders>
+            <w:shd w:fill="F4F5F7" w:color="auto" w:val="clear"/>
+            <w:tcMar>
+              <w:top w:type="dxa" w:w="60"/>
+              <w:left w:type="dxa" w:w="90"/>
+              <w:bottom w:type="dxa" w:w="60"/>
+              <w:right w:type="dxa" w:w="90"/>
             </w:tcMar>
             <w:vAlign w:val="center"/>
           </w:tcPr>
@@ -739,8 +739,8 @@
                 <w:b/>
                 <w:bCs/>
                 <w:color w:val="1F5BA6"/>
-                <w:sz w:val="20"/>
-                <w:szCs w:val="20"/>
+                <w:sz w:val="22"/>
+                <w:szCs w:val="22"/>
               </w:rPr>
               <w:t xml:space="preserve">●</w:t>
             </w:r>
@@ -748,19 +748,19 @@
         </w:tc>
         <w:tc>
           <w:tcPr>
-            <w:tcW w:type="dxa" w:w="2950"/>
-            <w:tcBorders>
-              <w:top w:val="single" w:color="D9DCE3" w:sz="2"/>
-              <w:left w:val="single" w:color="D9DCE3" w:sz="2"/>
-              <w:bottom w:val="single" w:color="D9DCE3" w:sz="2"/>
-              <w:right w:val="single" w:color="D9DCE3" w:sz="2"/>
-            </w:tcBorders>
-            <w:shd w:fill="F4F5F7" w:color="auto" w:val="clear"/>
-            <w:tcMar>
-              <w:top w:type="dxa" w:w="60"/>
-              <w:left w:type="dxa" w:w="120"/>
-              <w:bottom w:type="dxa" w:w="60"/>
-              <w:right w:type="dxa" w:w="100"/>
+            <w:tcW w:type="dxa" w:w="2550"/>
+            <w:tcBorders>
+              <w:top w:val="single" w:color="D9DCE3" w:sz="2"/>
+              <w:left w:val="single" w:color="D9DCE3" w:sz="2"/>
+              <w:bottom w:val="single" w:color="D9DCE3" w:sz="2"/>
+              <w:right w:val="single" w:color="D9DCE3" w:sz="2"/>
+            </w:tcBorders>
+            <w:shd w:fill="F4F5F7" w:color="auto" w:val="clear"/>
+            <w:tcMar>
+              <w:top w:type="dxa" w:w="60"/>
+              <w:left w:type="dxa" w:w="130"/>
+              <w:bottom w:type="dxa" w:w="60"/>
+              <w:right w:type="dxa" w:w="110"/>
             </w:tcMar>
             <w:vAlign w:val="center"/>
           </w:tcPr>
@@ -771,8 +771,8 @@
                 <w:b/>
                 <w:bCs/>
                 <w:color w:val="1A1A1A"/>
-                <w:sz w:val="17"/>
-                <w:szCs w:val="17"/>
+                <w:sz w:val="19"/>
+                <w:szCs w:val="19"/>
               </w:rPr>
               <w:t xml:space="preserve">Architecture</w:t>
             </w:r>
@@ -780,19 +780,19 @@
         </w:tc>
         <w:tc>
           <w:tcPr>
-            <w:tcW w:type="dxa" w:w="3700"/>
-            <w:tcBorders>
-              <w:top w:val="single" w:color="D9DCE3" w:sz="2"/>
-              <w:left w:val="single" w:color="D9DCE3" w:sz="2"/>
-              <w:bottom w:val="single" w:color="D9DCE3" w:sz="2"/>
-              <w:right w:val="single" w:color="D9DCE3" w:sz="2"/>
-            </w:tcBorders>
-            <w:shd w:fill="F4F5F7" w:color="auto" w:val="clear"/>
-            <w:tcMar>
-              <w:top w:type="dxa" w:w="60"/>
-              <w:left w:type="dxa" w:w="100"/>
-              <w:bottom w:type="dxa" w:w="60"/>
-              <w:right w:type="dxa" w:w="100"/>
+            <w:tcW w:type="dxa" w:w="4150"/>
+            <w:tcBorders>
+              <w:top w:val="single" w:color="D9DCE3" w:sz="2"/>
+              <w:left w:val="single" w:color="D9DCE3" w:sz="2"/>
+              <w:bottom w:val="single" w:color="D9DCE3" w:sz="2"/>
+              <w:right w:val="single" w:color="D9DCE3" w:sz="2"/>
+            </w:tcBorders>
+            <w:shd w:fill="F4F5F7" w:color="auto" w:val="clear"/>
+            <w:tcMar>
+              <w:top w:type="dxa" w:w="60"/>
+              <w:left w:type="dxa" w:w="110"/>
+              <w:bottom w:type="dxa" w:w="60"/>
+              <w:right w:type="dxa" w:w="110"/>
             </w:tcMar>
             <w:vAlign w:val="center"/>
           </w:tcPr>
@@ -803,8 +803,8 @@
                 <w:i/>
                 <w:iCs/>
                 <w:color w:val="5B6472"/>
-                <w:sz w:val="14"/>
-                <w:szCs w:val="14"/>
+                <w:sz w:val="16"/>
+                <w:szCs w:val="16"/>
               </w:rPr>
               <w:t xml:space="preserve">—</w:t>
             </w:r>
@@ -812,19 +812,19 @@
         </w:tc>
         <w:tc>
           <w:tcPr>
-            <w:tcW w:type="dxa" w:w="420"/>
-            <w:tcBorders>
-              <w:top w:val="single" w:color="D9DCE3" w:sz="2"/>
-              <w:left w:val="single" w:color="D9DCE3" w:sz="2"/>
-              <w:bottom w:val="single" w:color="D9DCE3" w:sz="2"/>
-              <w:right w:val="single" w:color="D9DCE3" w:sz="2"/>
-            </w:tcBorders>
-            <w:shd w:fill="F4F5F7" w:color="auto" w:val="clear"/>
-            <w:tcMar>
-              <w:top w:type="dxa" w:w="60"/>
-              <w:left w:type="dxa" w:w="80"/>
-              <w:bottom w:type="dxa" w:w="60"/>
-              <w:right w:type="dxa" w:w="80"/>
+            <w:tcW w:type="dxa" w:w="350"/>
+            <w:tcBorders>
+              <w:top w:val="single" w:color="D9DCE3" w:sz="2"/>
+              <w:left w:val="single" w:color="D9DCE3" w:sz="2"/>
+              <w:bottom w:val="single" w:color="D9DCE3" w:sz="2"/>
+              <w:right w:val="single" w:color="D9DCE3" w:sz="2"/>
+            </w:tcBorders>
+            <w:shd w:fill="F4F5F7" w:color="auto" w:val="clear"/>
+            <w:tcMar>
+              <w:top w:type="dxa" w:w="60"/>
+              <w:left w:type="dxa" w:w="90"/>
+              <w:bottom w:type="dxa" w:w="60"/>
+              <w:right w:type="dxa" w:w="90"/>
             </w:tcMar>
             <w:vAlign w:val="center"/>
           </w:tcPr>
@@ -835,8 +835,8 @@
                 <w:b/>
                 <w:bCs/>
                 <w:color w:val="12767D"/>
-                <w:sz w:val="20"/>
-                <w:szCs w:val="20"/>
+                <w:sz w:val="22"/>
+                <w:szCs w:val="22"/>
               </w:rPr>
               <w:t xml:space="preserve">●</w:t>
             </w:r>
@@ -846,19 +846,19 @@
       <w:tr>
         <w:tc>
           <w:tcPr>
-            <w:tcW w:type="dxa" w:w="2950"/>
-            <w:tcBorders>
-              <w:top w:val="single" w:color="D9DCE3" w:sz="2"/>
-              <w:left w:val="single" w:color="D9DCE3" w:sz="2"/>
-              <w:bottom w:val="single" w:color="D9DCE3" w:sz="2"/>
-              <w:right w:val="single" w:color="D9DCE3" w:sz="2"/>
-            </w:tcBorders>
-            <w:shd w:fill="FFFFFF" w:color="auto" w:val="clear"/>
-            <w:tcMar>
-              <w:top w:type="dxa" w:w="60"/>
-              <w:left w:type="dxa" w:w="120"/>
-              <w:bottom w:type="dxa" w:w="60"/>
-              <w:right w:type="dxa" w:w="100"/>
+            <w:tcW w:type="dxa" w:w="2550"/>
+            <w:tcBorders>
+              <w:top w:val="single" w:color="D9DCE3" w:sz="2"/>
+              <w:left w:val="single" w:color="D9DCE3" w:sz="2"/>
+              <w:bottom w:val="single" w:color="D9DCE3" w:sz="2"/>
+              <w:right w:val="single" w:color="D9DCE3" w:sz="2"/>
+            </w:tcBorders>
+            <w:shd w:fill="FFFFFF" w:color="auto" w:val="clear"/>
+            <w:tcMar>
+              <w:top w:type="dxa" w:w="60"/>
+              <w:left w:type="dxa" w:w="130"/>
+              <w:bottom w:type="dxa" w:w="60"/>
+              <w:right w:type="dxa" w:w="110"/>
             </w:tcMar>
             <w:vAlign w:val="center"/>
           </w:tcPr>
@@ -869,8 +869,8 @@
                 <w:b/>
                 <w:bCs/>
                 <w:color w:val="1A1A1A"/>
-                <w:sz w:val="17"/>
-                <w:szCs w:val="17"/>
+                <w:sz w:val="19"/>
+                <w:szCs w:val="19"/>
               </w:rPr>
               <w:t xml:space="preserve">School of Medicine (research)*</w:t>
             </w:r>
@@ -878,19 +878,19 @@
         </w:tc>
         <w:tc>
           <w:tcPr>
-            <w:tcW w:type="dxa" w:w="3700"/>
-            <w:tcBorders>
-              <w:top w:val="single" w:color="D9DCE3" w:sz="2"/>
-              <w:left w:val="single" w:color="D9DCE3" w:sz="2"/>
-              <w:bottom w:val="single" w:color="D9DCE3" w:sz="2"/>
-              <w:right w:val="single" w:color="D9DCE3" w:sz="2"/>
-            </w:tcBorders>
-            <w:shd w:fill="FFFFFF" w:color="auto" w:val="clear"/>
-            <w:tcMar>
-              <w:top w:type="dxa" w:w="60"/>
-              <w:left w:type="dxa" w:w="100"/>
-              <w:bottom w:type="dxa" w:w="60"/>
-              <w:right w:type="dxa" w:w="100"/>
+            <w:tcW w:type="dxa" w:w="4150"/>
+            <w:tcBorders>
+              <w:top w:val="single" w:color="D9DCE3" w:sz="2"/>
+              <w:left w:val="single" w:color="D9DCE3" w:sz="2"/>
+              <w:bottom w:val="single" w:color="D9DCE3" w:sz="2"/>
+              <w:right w:val="single" w:color="D9DCE3" w:sz="2"/>
+            </w:tcBorders>
+            <w:shd w:fill="FFFFFF" w:color="auto" w:val="clear"/>
+            <w:tcMar>
+              <w:top w:type="dxa" w:w="60"/>
+              <w:left w:type="dxa" w:w="110"/>
+              <w:bottom w:type="dxa" w:w="60"/>
+              <w:right w:type="dxa" w:w="110"/>
             </w:tcMar>
             <w:vAlign w:val="center"/>
           </w:tcPr>
@@ -901,8 +901,8 @@
                 <w:i/>
                 <w:iCs/>
                 <w:color w:val="5B6472"/>
-                <w:sz w:val="14"/>
-                <w:szCs w:val="14"/>
+                <w:sz w:val="16"/>
+                <w:szCs w:val="16"/>
               </w:rPr>
               <w:t xml:space="preserve">Manning Institute; Brain Institute</w:t>
             </w:r>
@@ -910,19 +910,19 @@
         </w:tc>
         <w:tc>
           <w:tcPr>
-            <w:tcW w:type="dxa" w:w="420"/>
-            <w:tcBorders>
-              <w:top w:val="single" w:color="D9DCE3" w:sz="2"/>
-              <w:left w:val="single" w:color="D9DCE3" w:sz="2"/>
-              <w:bottom w:val="single" w:color="D9DCE3" w:sz="2"/>
-              <w:right w:val="single" w:color="D9DCE3" w:sz="2"/>
-            </w:tcBorders>
-            <w:shd w:fill="FFFFFF" w:color="auto" w:val="clear"/>
-            <w:tcMar>
-              <w:top w:type="dxa" w:w="60"/>
-              <w:left w:type="dxa" w:w="80"/>
-              <w:bottom w:type="dxa" w:w="60"/>
-              <w:right w:type="dxa" w:w="80"/>
+            <w:tcW w:type="dxa" w:w="350"/>
+            <w:tcBorders>
+              <w:top w:val="single" w:color="D9DCE3" w:sz="2"/>
+              <w:left w:val="single" w:color="D9DCE3" w:sz="2"/>
+              <w:bottom w:val="single" w:color="D9DCE3" w:sz="2"/>
+              <w:right w:val="single" w:color="D9DCE3" w:sz="2"/>
+            </w:tcBorders>
+            <w:shd w:fill="FFFFFF" w:color="auto" w:val="clear"/>
+            <w:tcMar>
+              <w:top w:type="dxa" w:w="60"/>
+              <w:left w:type="dxa" w:w="90"/>
+              <w:bottom w:type="dxa" w:w="60"/>
+              <w:right w:type="dxa" w:w="90"/>
             </w:tcMar>
             <w:vAlign w:val="center"/>
           </w:tcPr>
@@ -933,8 +933,8 @@
                 <w:b/>
                 <w:bCs/>
                 <w:color w:val="1E7A46"/>
-                <w:sz w:val="20"/>
-                <w:szCs w:val="20"/>
+                <w:sz w:val="22"/>
+                <w:szCs w:val="22"/>
               </w:rPr>
               <w:t xml:space="preserve">●</w:t>
             </w:r>
@@ -942,19 +942,19 @@
         </w:tc>
         <w:tc>
           <w:tcPr>
-            <w:tcW w:type="dxa" w:w="2950"/>
-            <w:tcBorders>
-              <w:top w:val="single" w:color="D9DCE3" w:sz="2"/>
-              <w:left w:val="single" w:color="D9DCE3" w:sz="2"/>
-              <w:bottom w:val="single" w:color="D9DCE3" w:sz="2"/>
-              <w:right w:val="single" w:color="D9DCE3" w:sz="2"/>
-            </w:tcBorders>
-            <w:shd w:fill="FFFFFF" w:color="auto" w:val="clear"/>
-            <w:tcMar>
-              <w:top w:type="dxa" w:w="60"/>
-              <w:left w:type="dxa" w:w="120"/>
-              <w:bottom w:type="dxa" w:w="60"/>
-              <w:right w:type="dxa" w:w="100"/>
+            <w:tcW w:type="dxa" w:w="2550"/>
+            <w:tcBorders>
+              <w:top w:val="single" w:color="D9DCE3" w:sz="2"/>
+              <w:left w:val="single" w:color="D9DCE3" w:sz="2"/>
+              <w:bottom w:val="single" w:color="D9DCE3" w:sz="2"/>
+              <w:right w:val="single" w:color="D9DCE3" w:sz="2"/>
+            </w:tcBorders>
+            <w:shd w:fill="FFFFFF" w:color="auto" w:val="clear"/>
+            <w:tcMar>
+              <w:top w:type="dxa" w:w="60"/>
+              <w:left w:type="dxa" w:w="130"/>
+              <w:bottom w:type="dxa" w:w="60"/>
+              <w:right w:type="dxa" w:w="110"/>
             </w:tcMar>
             <w:vAlign w:val="center"/>
           </w:tcPr>
@@ -965,8 +965,8 @@
                 <w:b/>
                 <w:bCs/>
                 <w:color w:val="1A1A1A"/>
-                <w:sz w:val="17"/>
-                <w:szCs w:val="17"/>
+                <w:sz w:val="19"/>
+                <w:szCs w:val="19"/>
               </w:rPr>
               <w:t xml:space="preserve">Batten School</w:t>
             </w:r>
@@ -974,19 +974,19 @@
         </w:tc>
         <w:tc>
           <w:tcPr>
-            <w:tcW w:type="dxa" w:w="3700"/>
-            <w:tcBorders>
-              <w:top w:val="single" w:color="D9DCE3" w:sz="2"/>
-              <w:left w:val="single" w:color="D9DCE3" w:sz="2"/>
-              <w:bottom w:val="single" w:color="D9DCE3" w:sz="2"/>
-              <w:right w:val="single" w:color="D9DCE3" w:sz="2"/>
-            </w:tcBorders>
-            <w:shd w:fill="FFFFFF" w:color="auto" w:val="clear"/>
-            <w:tcMar>
-              <w:top w:type="dxa" w:w="60"/>
-              <w:left w:type="dxa" w:w="100"/>
-              <w:bottom w:type="dxa" w:w="60"/>
-              <w:right w:type="dxa" w:w="100"/>
+            <w:tcW w:type="dxa" w:w="4150"/>
+            <w:tcBorders>
+              <w:top w:val="single" w:color="D9DCE3" w:sz="2"/>
+              <w:left w:val="single" w:color="D9DCE3" w:sz="2"/>
+              <w:bottom w:val="single" w:color="D9DCE3" w:sz="2"/>
+              <w:right w:val="single" w:color="D9DCE3" w:sz="2"/>
+            </w:tcBorders>
+            <w:shd w:fill="FFFFFF" w:color="auto" w:val="clear"/>
+            <w:tcMar>
+              <w:top w:type="dxa" w:w="60"/>
+              <w:left w:type="dxa" w:w="110"/>
+              <w:bottom w:type="dxa" w:w="60"/>
+              <w:right w:type="dxa" w:w="110"/>
             </w:tcMar>
             <w:vAlign w:val="center"/>
           </w:tcPr>
@@ -997,28 +997,28 @@
                 <w:i/>
                 <w:iCs/>
                 <w:color w:val="5B6472"/>
-                <w:sz w:val="14"/>
-                <w:szCs w:val="14"/>
-              </w:rPr>
-              <w:t xml:space="preserve">Karsh Institute for Democracy; Miller Center; Ctr for Politics</w:t>
-            </w:r>
-          </w:p>
-        </w:tc>
-        <w:tc>
-          <w:tcPr>
-            <w:tcW w:type="dxa" w:w="420"/>
-            <w:tcBorders>
-              <w:top w:val="single" w:color="D9DCE3" w:sz="2"/>
-              <w:left w:val="single" w:color="D9DCE3" w:sz="2"/>
-              <w:bottom w:val="single" w:color="D9DCE3" w:sz="2"/>
-              <w:right w:val="single" w:color="D9DCE3" w:sz="2"/>
-            </w:tcBorders>
-            <w:shd w:fill="FFFFFF" w:color="auto" w:val="clear"/>
-            <w:tcMar>
-              <w:top w:type="dxa" w:w="60"/>
-              <w:left w:type="dxa" w:w="80"/>
-              <w:bottom w:type="dxa" w:w="60"/>
-              <w:right w:type="dxa" w:w="80"/>
+                <w:sz w:val="16"/>
+                <w:szCs w:val="16"/>
+              </w:rPr>
+              <w:t xml:space="preserve">Karsh Institute; Miller Center; Ctr for Politics</w:t>
+            </w:r>
+          </w:p>
+        </w:tc>
+        <w:tc>
+          <w:tcPr>
+            <w:tcW w:type="dxa" w:w="350"/>
+            <w:tcBorders>
+              <w:top w:val="single" w:color="D9DCE3" w:sz="2"/>
+              <w:left w:val="single" w:color="D9DCE3" w:sz="2"/>
+              <w:bottom w:val="single" w:color="D9DCE3" w:sz="2"/>
+              <w:right w:val="single" w:color="D9DCE3" w:sz="2"/>
+            </w:tcBorders>
+            <w:shd w:fill="FFFFFF" w:color="auto" w:val="clear"/>
+            <w:tcMar>
+              <w:top w:type="dxa" w:w="60"/>
+              <w:left w:type="dxa" w:w="90"/>
+              <w:bottom w:type="dxa" w:w="60"/>
+              <w:right w:type="dxa" w:w="90"/>
             </w:tcMar>
             <w:vAlign w:val="center"/>
           </w:tcPr>
@@ -1029,8 +1029,8 @@
                 <w:b/>
                 <w:bCs/>
                 <w:color w:val="6C3483"/>
-                <w:sz w:val="20"/>
-                <w:szCs w:val="20"/>
+                <w:sz w:val="22"/>
+                <w:szCs w:val="22"/>
               </w:rPr>
               <w:t xml:space="preserve">●</w:t>
             </w:r>
@@ -1040,19 +1040,19 @@
       <w:tr>
         <w:tc>
           <w:tcPr>
-            <w:tcW w:type="dxa" w:w="2950"/>
-            <w:tcBorders>
-              <w:top w:val="single" w:color="D9DCE3" w:sz="2"/>
-              <w:left w:val="single" w:color="D9DCE3" w:sz="2"/>
-              <w:bottom w:val="single" w:color="D9DCE3" w:sz="2"/>
-              <w:right w:val="single" w:color="D9DCE3" w:sz="2"/>
-            </w:tcBorders>
-            <w:shd w:fill="F4F5F7" w:color="auto" w:val="clear"/>
-            <w:tcMar>
-              <w:top w:type="dxa" w:w="60"/>
-              <w:left w:type="dxa" w:w="120"/>
-              <w:bottom w:type="dxa" w:w="60"/>
-              <w:right w:type="dxa" w:w="100"/>
+            <w:tcW w:type="dxa" w:w="2550"/>
+            <w:tcBorders>
+              <w:top w:val="single" w:color="D9DCE3" w:sz="2"/>
+              <w:left w:val="single" w:color="D9DCE3" w:sz="2"/>
+              <w:bottom w:val="single" w:color="D9DCE3" w:sz="2"/>
+              <w:right w:val="single" w:color="D9DCE3" w:sz="2"/>
+            </w:tcBorders>
+            <w:shd w:fill="F4F5F7" w:color="auto" w:val="clear"/>
+            <w:tcMar>
+              <w:top w:type="dxa" w:w="60"/>
+              <w:left w:type="dxa" w:w="130"/>
+              <w:bottom w:type="dxa" w:w="60"/>
+              <w:right w:type="dxa" w:w="110"/>
             </w:tcMar>
             <w:vAlign w:val="center"/>
           </w:tcPr>
@@ -1063,8 +1063,8 @@
                 <w:b/>
                 <w:bCs/>
                 <w:color w:val="1A1A1A"/>
-                <w:sz w:val="17"/>
-                <w:szCs w:val="17"/>
+                <w:sz w:val="19"/>
+                <w:szCs w:val="19"/>
               </w:rPr>
               <w:t xml:space="preserve">School of Nursing (research)*</w:t>
             </w:r>
@@ -1072,19 +1072,19 @@
         </w:tc>
         <w:tc>
           <w:tcPr>
-            <w:tcW w:type="dxa" w:w="3700"/>
-            <w:tcBorders>
-              <w:top w:val="single" w:color="D9DCE3" w:sz="2"/>
-              <w:left w:val="single" w:color="D9DCE3" w:sz="2"/>
-              <w:bottom w:val="single" w:color="D9DCE3" w:sz="2"/>
-              <w:right w:val="single" w:color="D9DCE3" w:sz="2"/>
-            </w:tcBorders>
-            <w:shd w:fill="F4F5F7" w:color="auto" w:val="clear"/>
-            <w:tcMar>
-              <w:top w:type="dxa" w:w="60"/>
-              <w:left w:type="dxa" w:w="100"/>
-              <w:bottom w:type="dxa" w:w="60"/>
-              <w:right w:type="dxa" w:w="100"/>
+            <w:tcW w:type="dxa" w:w="4150"/>
+            <w:tcBorders>
+              <w:top w:val="single" w:color="D9DCE3" w:sz="2"/>
+              <w:left w:val="single" w:color="D9DCE3" w:sz="2"/>
+              <w:bottom w:val="single" w:color="D9DCE3" w:sz="2"/>
+              <w:right w:val="single" w:color="D9DCE3" w:sz="2"/>
+            </w:tcBorders>
+            <w:shd w:fill="F4F5F7" w:color="auto" w:val="clear"/>
+            <w:tcMar>
+              <w:top w:type="dxa" w:w="60"/>
+              <w:left w:type="dxa" w:w="110"/>
+              <w:bottom w:type="dxa" w:w="60"/>
+              <w:right w:type="dxa" w:w="110"/>
             </w:tcMar>
             <w:vAlign w:val="center"/>
           </w:tcPr>
@@ -1095,28 +1095,28 @@
                 <w:i/>
                 <w:iCs/>
                 <w:color w:val="5B6472"/>
-                <w:sz w:val="14"/>
-                <w:szCs w:val="14"/>
-              </w:rPr>
-              <w:t xml:space="preserve">Health equity, rural health, aging, behavioral health research</w:t>
-            </w:r>
-          </w:p>
-        </w:tc>
-        <w:tc>
-          <w:tcPr>
-            <w:tcW w:type="dxa" w:w="420"/>
-            <w:tcBorders>
-              <w:top w:val="single" w:color="D9DCE3" w:sz="2"/>
-              <w:left w:val="single" w:color="D9DCE3" w:sz="2"/>
-              <w:bottom w:val="single" w:color="D9DCE3" w:sz="2"/>
-              <w:right w:val="single" w:color="D9DCE3" w:sz="2"/>
-            </w:tcBorders>
-            <w:shd w:fill="F4F5F7" w:color="auto" w:val="clear"/>
-            <w:tcMar>
-              <w:top w:type="dxa" w:w="60"/>
-              <w:left w:type="dxa" w:w="80"/>
-              <w:bottom w:type="dxa" w:w="60"/>
-              <w:right w:type="dxa" w:w="80"/>
+                <w:sz w:val="16"/>
+                <w:szCs w:val="16"/>
+              </w:rPr>
+              <w:t xml:space="preserve">Health equity, rural/aging, behavioral health</w:t>
+            </w:r>
+          </w:p>
+        </w:tc>
+        <w:tc>
+          <w:tcPr>
+            <w:tcW w:type="dxa" w:w="350"/>
+            <w:tcBorders>
+              <w:top w:val="single" w:color="D9DCE3" w:sz="2"/>
+              <w:left w:val="single" w:color="D9DCE3" w:sz="2"/>
+              <w:bottom w:val="single" w:color="D9DCE3" w:sz="2"/>
+              <w:right w:val="single" w:color="D9DCE3" w:sz="2"/>
+            </w:tcBorders>
+            <w:shd w:fill="F4F5F7" w:color="auto" w:val="clear"/>
+            <w:tcMar>
+              <w:top w:type="dxa" w:w="60"/>
+              <w:left w:type="dxa" w:w="90"/>
+              <w:bottom w:type="dxa" w:w="60"/>
+              <w:right w:type="dxa" w:w="90"/>
             </w:tcMar>
             <w:vAlign w:val="center"/>
           </w:tcPr>
@@ -1127,8 +1127,8 @@
                 <w:b/>
                 <w:bCs/>
                 <w:color w:val="1E7A46"/>
-                <w:sz w:val="20"/>
-                <w:szCs w:val="20"/>
+                <w:sz w:val="22"/>
+                <w:szCs w:val="22"/>
               </w:rPr>
               <w:t xml:space="preserve">●</w:t>
             </w:r>
@@ -1136,19 +1136,19 @@
         </w:tc>
         <w:tc>
           <w:tcPr>
-            <w:tcW w:type="dxa" w:w="2950"/>
-            <w:tcBorders>
-              <w:top w:val="single" w:color="D9DCE3" w:sz="2"/>
-              <w:left w:val="single" w:color="D9DCE3" w:sz="2"/>
-              <w:bottom w:val="single" w:color="D9DCE3" w:sz="2"/>
-              <w:right w:val="single" w:color="D9DCE3" w:sz="2"/>
-            </w:tcBorders>
-            <w:shd w:fill="F4F5F7" w:color="auto" w:val="clear"/>
-            <w:tcMar>
-              <w:top w:type="dxa" w:w="60"/>
-              <w:left w:type="dxa" w:w="120"/>
-              <w:bottom w:type="dxa" w:w="60"/>
-              <w:right w:type="dxa" w:w="100"/>
+            <w:tcW w:type="dxa" w:w="2550"/>
+            <w:tcBorders>
+              <w:top w:val="single" w:color="D9DCE3" w:sz="2"/>
+              <w:left w:val="single" w:color="D9DCE3" w:sz="2"/>
+              <w:bottom w:val="single" w:color="D9DCE3" w:sz="2"/>
+              <w:right w:val="single" w:color="D9DCE3" w:sz="2"/>
+            </w:tcBorders>
+            <w:shd w:fill="F4F5F7" w:color="auto" w:val="clear"/>
+            <w:tcMar>
+              <w:top w:type="dxa" w:w="60"/>
+              <w:left w:type="dxa" w:w="130"/>
+              <w:bottom w:type="dxa" w:w="60"/>
+              <w:right w:type="dxa" w:w="110"/>
             </w:tcMar>
             <w:vAlign w:val="center"/>
           </w:tcPr>
@@ -1159,8 +1159,8 @@
                 <w:b/>
                 <w:bCs/>
                 <w:color w:val="1A1A1A"/>
-                <w:sz w:val="17"/>
-                <w:szCs w:val="17"/>
+                <w:sz w:val="19"/>
+                <w:szCs w:val="19"/>
               </w:rPr>
               <w:t xml:space="preserve">School of Law</w:t>
             </w:r>
@@ -1168,19 +1168,19 @@
         </w:tc>
         <w:tc>
           <w:tcPr>
-            <w:tcW w:type="dxa" w:w="3700"/>
-            <w:tcBorders>
-              <w:top w:val="single" w:color="D9DCE3" w:sz="2"/>
-              <w:left w:val="single" w:color="D9DCE3" w:sz="2"/>
-              <w:bottom w:val="single" w:color="D9DCE3" w:sz="2"/>
-              <w:right w:val="single" w:color="D9DCE3" w:sz="2"/>
-            </w:tcBorders>
-            <w:shd w:fill="F4F5F7" w:color="auto" w:val="clear"/>
-            <w:tcMar>
-              <w:top w:type="dxa" w:w="60"/>
-              <w:left w:type="dxa" w:w="100"/>
-              <w:bottom w:type="dxa" w:w="60"/>
-              <w:right w:type="dxa" w:w="100"/>
+            <w:tcW w:type="dxa" w:w="4150"/>
+            <w:tcBorders>
+              <w:top w:val="single" w:color="D9DCE3" w:sz="2"/>
+              <w:left w:val="single" w:color="D9DCE3" w:sz="2"/>
+              <w:bottom w:val="single" w:color="D9DCE3" w:sz="2"/>
+              <w:right w:val="single" w:color="D9DCE3" w:sz="2"/>
+            </w:tcBorders>
+            <w:shd w:fill="F4F5F7" w:color="auto" w:val="clear"/>
+            <w:tcMar>
+              <w:top w:type="dxa" w:w="60"/>
+              <w:left w:type="dxa" w:w="110"/>
+              <w:bottom w:type="dxa" w:w="60"/>
+              <w:right w:type="dxa" w:w="110"/>
             </w:tcMar>
             <w:vAlign w:val="center"/>
           </w:tcPr>
@@ -1191,8 +1191,8 @@
                 <w:i/>
                 <w:iCs/>
                 <w:color w:val="5B6472"/>
-                <w:sz w:val="14"/>
-                <w:szCs w:val="14"/>
+                <w:sz w:val="16"/>
+                <w:szCs w:val="16"/>
               </w:rPr>
               <w:t xml:space="preserve">Education Rights Institute</w:t>
             </w:r>
@@ -1200,19 +1200,19 @@
         </w:tc>
         <w:tc>
           <w:tcPr>
-            <w:tcW w:type="dxa" w:w="420"/>
-            <w:tcBorders>
-              <w:top w:val="single" w:color="D9DCE3" w:sz="2"/>
-              <w:left w:val="single" w:color="D9DCE3" w:sz="2"/>
-              <w:bottom w:val="single" w:color="D9DCE3" w:sz="2"/>
-              <w:right w:val="single" w:color="D9DCE3" w:sz="2"/>
-            </w:tcBorders>
-            <w:shd w:fill="F4F5F7" w:color="auto" w:val="clear"/>
-            <w:tcMar>
-              <w:top w:type="dxa" w:w="60"/>
-              <w:left w:type="dxa" w:w="80"/>
-              <w:bottom w:type="dxa" w:w="60"/>
-              <w:right w:type="dxa" w:w="80"/>
+            <w:tcW w:type="dxa" w:w="350"/>
+            <w:tcBorders>
+              <w:top w:val="single" w:color="D9DCE3" w:sz="2"/>
+              <w:left w:val="single" w:color="D9DCE3" w:sz="2"/>
+              <w:bottom w:val="single" w:color="D9DCE3" w:sz="2"/>
+              <w:right w:val="single" w:color="D9DCE3" w:sz="2"/>
+            </w:tcBorders>
+            <w:shd w:fill="F4F5F7" w:color="auto" w:val="clear"/>
+            <w:tcMar>
+              <w:top w:type="dxa" w:w="60"/>
+              <w:left w:type="dxa" w:w="90"/>
+              <w:bottom w:type="dxa" w:w="60"/>
+              <w:right w:type="dxa" w:w="90"/>
             </w:tcMar>
             <w:vAlign w:val="center"/>
           </w:tcPr>
@@ -1223,8 +1223,8 @@
                 <w:b/>
                 <w:bCs/>
                 <w:color w:val="6C3483"/>
-                <w:sz w:val="20"/>
-                <w:szCs w:val="20"/>
+                <w:sz w:val="22"/>
+                <w:szCs w:val="22"/>
               </w:rPr>
               <w:t xml:space="preserve">●</w:t>
             </w:r>
@@ -1234,19 +1234,19 @@
       <w:tr>
         <w:tc>
           <w:tcPr>
-            <w:tcW w:type="dxa" w:w="2950"/>
-            <w:tcBorders>
-              <w:top w:val="single" w:color="D9DCE3" w:sz="2"/>
-              <w:left w:val="single" w:color="D9DCE3" w:sz="2"/>
-              <w:bottom w:val="single" w:color="D9DCE3" w:sz="2"/>
-              <w:right w:val="single" w:color="D9DCE3" w:sz="2"/>
-            </w:tcBorders>
-            <w:shd w:fill="FFFFFF" w:color="auto" w:val="clear"/>
-            <w:tcMar>
-              <w:top w:type="dxa" w:w="60"/>
-              <w:left w:type="dxa" w:w="120"/>
-              <w:bottom w:type="dxa" w:w="60"/>
-              <w:right w:type="dxa" w:w="100"/>
+            <w:tcW w:type="dxa" w:w="2550"/>
+            <w:tcBorders>
+              <w:top w:val="single" w:color="D9DCE3" w:sz="2"/>
+              <w:left w:val="single" w:color="D9DCE3" w:sz="2"/>
+              <w:bottom w:val="single" w:color="D9DCE3" w:sz="2"/>
+              <w:right w:val="single" w:color="D9DCE3" w:sz="2"/>
+            </w:tcBorders>
+            <w:shd w:fill="FFFFFF" w:color="auto" w:val="clear"/>
+            <w:tcMar>
+              <w:top w:type="dxa" w:w="60"/>
+              <w:left w:type="dxa" w:w="130"/>
+              <w:bottom w:type="dxa" w:w="60"/>
+              <w:right w:type="dxa" w:w="110"/>
             </w:tcMar>
             <w:vAlign w:val="center"/>
           </w:tcPr>
@@ -1257,8 +1257,8 @@
                 <w:b/>
                 <w:bCs/>
                 <w:color w:val="1A1A1A"/>
-                <w:sz w:val="17"/>
-                <w:szCs w:val="17"/>
+                <w:sz w:val="19"/>
+                <w:szCs w:val="19"/>
               </w:rPr>
               <w:t xml:space="preserve">Center for Comparative Medicine</w:t>
             </w:r>
@@ -1266,19 +1266,19 @@
         </w:tc>
         <w:tc>
           <w:tcPr>
-            <w:tcW w:type="dxa" w:w="3700"/>
-            <w:tcBorders>
-              <w:top w:val="single" w:color="D9DCE3" w:sz="2"/>
-              <w:left w:val="single" w:color="D9DCE3" w:sz="2"/>
-              <w:bottom w:val="single" w:color="D9DCE3" w:sz="2"/>
-              <w:right w:val="single" w:color="D9DCE3" w:sz="2"/>
-            </w:tcBorders>
-            <w:shd w:fill="FFFFFF" w:color="auto" w:val="clear"/>
-            <w:tcMar>
-              <w:top w:type="dxa" w:w="60"/>
-              <w:left w:type="dxa" w:w="100"/>
-              <w:bottom w:type="dxa" w:w="60"/>
-              <w:right w:type="dxa" w:w="100"/>
+            <w:tcW w:type="dxa" w:w="4150"/>
+            <w:tcBorders>
+              <w:top w:val="single" w:color="D9DCE3" w:sz="2"/>
+              <w:left w:val="single" w:color="D9DCE3" w:sz="2"/>
+              <w:bottom w:val="single" w:color="D9DCE3" w:sz="2"/>
+              <w:right w:val="single" w:color="D9DCE3" w:sz="2"/>
+            </w:tcBorders>
+            <w:shd w:fill="FFFFFF" w:color="auto" w:val="clear"/>
+            <w:tcMar>
+              <w:top w:type="dxa" w:w="60"/>
+              <w:left w:type="dxa" w:w="110"/>
+              <w:bottom w:type="dxa" w:w="60"/>
+              <w:right w:type="dxa" w:w="110"/>
             </w:tcMar>
             <w:vAlign w:val="center"/>
           </w:tcPr>
@@ -1289,28 +1289,28 @@
                 <w:i/>
                 <w:iCs/>
                 <w:color w:val="5B6472"/>
-                <w:sz w:val="14"/>
-                <w:szCs w:val="14"/>
-              </w:rPr>
-              <w:t xml:space="preserve">Laboratory animal medicine / research infrastructure</w:t>
-            </w:r>
-          </w:p>
-        </w:tc>
-        <w:tc>
-          <w:tcPr>
-            <w:tcW w:type="dxa" w:w="420"/>
-            <w:tcBorders>
-              <w:top w:val="single" w:color="D9DCE3" w:sz="2"/>
-              <w:left w:val="single" w:color="D9DCE3" w:sz="2"/>
-              <w:bottom w:val="single" w:color="D9DCE3" w:sz="2"/>
-              <w:right w:val="single" w:color="D9DCE3" w:sz="2"/>
-            </w:tcBorders>
-            <w:shd w:fill="FFFFFF" w:color="auto" w:val="clear"/>
-            <w:tcMar>
-              <w:top w:type="dxa" w:w="60"/>
-              <w:left w:type="dxa" w:w="80"/>
-              <w:bottom w:type="dxa" w:w="60"/>
-              <w:right w:type="dxa" w:w="80"/>
+                <w:sz w:val="16"/>
+                <w:szCs w:val="16"/>
+              </w:rPr>
+              <w:t xml:space="preserve">Lab animal medicine; research infrastructure</w:t>
+            </w:r>
+          </w:p>
+        </w:tc>
+        <w:tc>
+          <w:tcPr>
+            <w:tcW w:type="dxa" w:w="350"/>
+            <w:tcBorders>
+              <w:top w:val="single" w:color="D9DCE3" w:sz="2"/>
+              <w:left w:val="single" w:color="D9DCE3" w:sz="2"/>
+              <w:bottom w:val="single" w:color="D9DCE3" w:sz="2"/>
+              <w:right w:val="single" w:color="D9DCE3" w:sz="2"/>
+            </w:tcBorders>
+            <w:shd w:fill="FFFFFF" w:color="auto" w:val="clear"/>
+            <w:tcMar>
+              <w:top w:type="dxa" w:w="60"/>
+              <w:left w:type="dxa" w:w="90"/>
+              <w:bottom w:type="dxa" w:w="60"/>
+              <w:right w:type="dxa" w:w="90"/>
             </w:tcMar>
             <w:vAlign w:val="center"/>
           </w:tcPr>
@@ -1321,8 +1321,8 @@
                 <w:b/>
                 <w:bCs/>
                 <w:color w:val="1E7A46"/>
-                <w:sz w:val="20"/>
-                <w:szCs w:val="20"/>
+                <w:sz w:val="22"/>
+                <w:szCs w:val="22"/>
               </w:rPr>
               <w:t xml:space="preserve">●</w:t>
             </w:r>
@@ -1330,19 +1330,19 @@
         </w:tc>
         <w:tc>
           <w:tcPr>
-            <w:tcW w:type="dxa" w:w="2950"/>
-            <w:tcBorders>
-              <w:top w:val="single" w:color="D9DCE3" w:sz="2"/>
-              <w:left w:val="single" w:color="D9DCE3" w:sz="2"/>
-              <w:bottom w:val="single" w:color="D9DCE3" w:sz="2"/>
-              <w:right w:val="single" w:color="D9DCE3" w:sz="2"/>
-            </w:tcBorders>
-            <w:shd w:fill="FFFFFF" w:color="auto" w:val="clear"/>
-            <w:tcMar>
-              <w:top w:type="dxa" w:w="60"/>
-              <w:left w:type="dxa" w:w="120"/>
-              <w:bottom w:type="dxa" w:w="60"/>
-              <w:right w:type="dxa" w:w="100"/>
+            <w:tcW w:type="dxa" w:w="2550"/>
+            <w:tcBorders>
+              <w:top w:val="single" w:color="D9DCE3" w:sz="2"/>
+              <w:left w:val="single" w:color="D9DCE3" w:sz="2"/>
+              <w:bottom w:val="single" w:color="D9DCE3" w:sz="2"/>
+              <w:right w:val="single" w:color="D9DCE3" w:sz="2"/>
+            </w:tcBorders>
+            <w:shd w:fill="FFFFFF" w:color="auto" w:val="clear"/>
+            <w:tcMar>
+              <w:top w:type="dxa" w:w="60"/>
+              <w:left w:type="dxa" w:w="130"/>
+              <w:bottom w:type="dxa" w:w="60"/>
+              <w:right w:type="dxa" w:w="110"/>
             </w:tcMar>
             <w:vAlign w:val="center"/>
           </w:tcPr>
@@ -1353,8 +1353,8 @@
                 <w:b/>
                 <w:bCs/>
                 <w:color w:val="1A1A1A"/>
-                <w:sz w:val="17"/>
-                <w:szCs w:val="17"/>
+                <w:sz w:val="19"/>
+                <w:szCs w:val="19"/>
               </w:rPr>
               <w:t xml:space="preserve">Education &amp; Human Development (EHD)</w:t>
             </w:r>
@@ -1362,19 +1362,19 @@
         </w:tc>
         <w:tc>
           <w:tcPr>
-            <w:tcW w:type="dxa" w:w="3700"/>
-            <w:tcBorders>
-              <w:top w:val="single" w:color="D9DCE3" w:sz="2"/>
-              <w:left w:val="single" w:color="D9DCE3" w:sz="2"/>
-              <w:bottom w:val="single" w:color="D9DCE3" w:sz="2"/>
-              <w:right w:val="single" w:color="D9DCE3" w:sz="2"/>
-            </w:tcBorders>
-            <w:shd w:fill="FFFFFF" w:color="auto" w:val="clear"/>
-            <w:tcMar>
-              <w:top w:type="dxa" w:w="60"/>
-              <w:left w:type="dxa" w:w="100"/>
-              <w:bottom w:type="dxa" w:w="60"/>
-              <w:right w:type="dxa" w:w="100"/>
+            <w:tcW w:type="dxa" w:w="4150"/>
+            <w:tcBorders>
+              <w:top w:val="single" w:color="D9DCE3" w:sz="2"/>
+              <w:left w:val="single" w:color="D9DCE3" w:sz="2"/>
+              <w:bottom w:val="single" w:color="D9DCE3" w:sz="2"/>
+              <w:right w:val="single" w:color="D9DCE3" w:sz="2"/>
+            </w:tcBorders>
+            <w:shd w:fill="FFFFFF" w:color="auto" w:val="clear"/>
+            <w:tcMar>
+              <w:top w:type="dxa" w:w="60"/>
+              <w:left w:type="dxa" w:w="110"/>
+              <w:bottom w:type="dxa" w:w="60"/>
+              <w:right w:type="dxa" w:w="110"/>
             </w:tcMar>
             <w:vAlign w:val="center"/>
           </w:tcPr>
@@ -1385,8 +1385,8 @@
                 <w:i/>
                 <w:iCs/>
                 <w:color w:val="5B6472"/>
-                <w:sz w:val="14"/>
-                <w:szCs w:val="14"/>
+                <w:sz w:val="16"/>
+                <w:szCs w:val="16"/>
               </w:rPr>
               <w:t xml:space="preserve">Education Rights Institute</w:t>
             </w:r>
@@ -1394,19 +1394,19 @@
         </w:tc>
         <w:tc>
           <w:tcPr>
-            <w:tcW w:type="dxa" w:w="420"/>
-            <w:tcBorders>
-              <w:top w:val="single" w:color="D9DCE3" w:sz="2"/>
-              <w:left w:val="single" w:color="D9DCE3" w:sz="2"/>
-              <w:bottom w:val="single" w:color="D9DCE3" w:sz="2"/>
-              <w:right w:val="single" w:color="D9DCE3" w:sz="2"/>
-            </w:tcBorders>
-            <w:shd w:fill="FFFFFF" w:color="auto" w:val="clear"/>
-            <w:tcMar>
-              <w:top w:type="dxa" w:w="60"/>
-              <w:left w:type="dxa" w:w="80"/>
-              <w:bottom w:type="dxa" w:w="60"/>
-              <w:right w:type="dxa" w:w="80"/>
+            <w:tcW w:type="dxa" w:w="350"/>
+            <w:tcBorders>
+              <w:top w:val="single" w:color="D9DCE3" w:sz="2"/>
+              <w:left w:val="single" w:color="D9DCE3" w:sz="2"/>
+              <w:bottom w:val="single" w:color="D9DCE3" w:sz="2"/>
+              <w:right w:val="single" w:color="D9DCE3" w:sz="2"/>
+            </w:tcBorders>
+            <w:shd w:fill="FFFFFF" w:color="auto" w:val="clear"/>
+            <w:tcMar>
+              <w:top w:type="dxa" w:w="60"/>
+              <w:left w:type="dxa" w:w="90"/>
+              <w:bottom w:type="dxa" w:w="60"/>
+              <w:right w:type="dxa" w:w="90"/>
             </w:tcMar>
             <w:vAlign w:val="center"/>
           </w:tcPr>
@@ -1417,8 +1417,8 @@
                 <w:b/>
                 <w:bCs/>
                 <w:color w:val="6C3483"/>
-                <w:sz w:val="20"/>
-                <w:szCs w:val="20"/>
+                <w:sz w:val="22"/>
+                <w:szCs w:val="22"/>
               </w:rPr>
               <w:t xml:space="preserve">●</w:t>
             </w:r>
@@ -1428,19 +1428,19 @@
       <w:tr>
         <w:tc>
           <w:tcPr>
-            <w:tcW w:type="dxa" w:w="2950"/>
-            <w:tcBorders>
-              <w:top w:val="single" w:color="D9DCE3" w:sz="2"/>
-              <w:left w:val="single" w:color="D9DCE3" w:sz="2"/>
-              <w:bottom w:val="single" w:color="D9DCE3" w:sz="2"/>
-              <w:right w:val="single" w:color="D9DCE3" w:sz="2"/>
-            </w:tcBorders>
-            <w:shd w:fill="F4F5F7" w:color="auto" w:val="clear"/>
-            <w:tcMar>
-              <w:top w:type="dxa" w:w="60"/>
-              <w:left w:type="dxa" w:w="120"/>
-              <w:bottom w:type="dxa" w:w="60"/>
-              <w:right w:type="dxa" w:w="100"/>
+            <w:tcW w:type="dxa" w:w="2550"/>
+            <w:tcBorders>
+              <w:top w:val="single" w:color="D9DCE3" w:sz="2"/>
+              <w:left w:val="single" w:color="D9DCE3" w:sz="2"/>
+              <w:bottom w:val="single" w:color="D9DCE3" w:sz="2"/>
+              <w:right w:val="single" w:color="D9DCE3" w:sz="2"/>
+            </w:tcBorders>
+            <w:shd w:fill="F4F5F7" w:color="auto" w:val="clear"/>
+            <w:tcMar>
+              <w:top w:type="dxa" w:w="60"/>
+              <w:left w:type="dxa" w:w="130"/>
+              <w:bottom w:type="dxa" w:w="60"/>
+              <w:right w:type="dxa" w:w="110"/>
             </w:tcMar>
             <w:vAlign w:val="center"/>
           </w:tcPr>
@@ -1451,8 +1451,8 @@
                 <w:b/>
                 <w:bCs/>
                 <w:color w:val="1A1A1A"/>
-                <w:sz w:val="17"/>
-                <w:szCs w:val="17"/>
+                <w:sz w:val="19"/>
+                <w:szCs w:val="19"/>
               </w:rPr>
               <w:t xml:space="preserve">Biocomplexity Institute</w:t>
             </w:r>
@@ -1460,19 +1460,19 @@
         </w:tc>
         <w:tc>
           <w:tcPr>
-            <w:tcW w:type="dxa" w:w="3700"/>
-            <w:tcBorders>
-              <w:top w:val="single" w:color="D9DCE3" w:sz="2"/>
-              <w:left w:val="single" w:color="D9DCE3" w:sz="2"/>
-              <w:bottom w:val="single" w:color="D9DCE3" w:sz="2"/>
-              <w:right w:val="single" w:color="D9DCE3" w:sz="2"/>
-            </w:tcBorders>
-            <w:shd w:fill="F4F5F7" w:color="auto" w:val="clear"/>
-            <w:tcMar>
-              <w:top w:type="dxa" w:w="60"/>
-              <w:left w:type="dxa" w:w="100"/>
-              <w:bottom w:type="dxa" w:w="60"/>
-              <w:right w:type="dxa" w:w="100"/>
+            <w:tcW w:type="dxa" w:w="4150"/>
+            <w:tcBorders>
+              <w:top w:val="single" w:color="D9DCE3" w:sz="2"/>
+              <w:left w:val="single" w:color="D9DCE3" w:sz="2"/>
+              <w:bottom w:val="single" w:color="D9DCE3" w:sz="2"/>
+              <w:right w:val="single" w:color="D9DCE3" w:sz="2"/>
+            </w:tcBorders>
+            <w:shd w:fill="F4F5F7" w:color="auto" w:val="clear"/>
+            <w:tcMar>
+              <w:top w:type="dxa" w:w="60"/>
+              <w:left w:type="dxa" w:w="110"/>
+              <w:bottom w:type="dxa" w:w="60"/>
+              <w:right w:type="dxa" w:w="110"/>
             </w:tcMar>
             <w:vAlign w:val="center"/>
           </w:tcPr>
@@ -1483,28 +1483,28 @@
                 <w:i/>
                 <w:iCs/>
                 <w:color w:val="5B6472"/>
-                <w:sz w:val="14"/>
-                <w:szCs w:val="14"/>
-              </w:rPr>
-              <w:t xml:space="preserve">Pre-existing relationships, ongoing</w:t>
-            </w:r>
-          </w:p>
-        </w:tc>
-        <w:tc>
-          <w:tcPr>
-            <w:tcW w:type="dxa" w:w="420"/>
-            <w:tcBorders>
-              <w:top w:val="single" w:color="D9DCE3" w:sz="2"/>
-              <w:left w:val="single" w:color="D9DCE3" w:sz="2"/>
-              <w:bottom w:val="single" w:color="D9DCE3" w:sz="2"/>
-              <w:right w:val="single" w:color="D9DCE3" w:sz="2"/>
-            </w:tcBorders>
-            <w:shd w:fill="F4F5F7" w:color="auto" w:val="clear"/>
-            <w:tcMar>
-              <w:top w:type="dxa" w:w="60"/>
-              <w:left w:type="dxa" w:w="80"/>
-              <w:bottom w:type="dxa" w:w="60"/>
-              <w:right w:type="dxa" w:w="80"/>
+                <w:sz w:val="16"/>
+                <w:szCs w:val="16"/>
+              </w:rPr>
+              <w:t xml:space="preserve">Pre-existing relationship, ongoing</w:t>
+            </w:r>
+          </w:p>
+        </w:tc>
+        <w:tc>
+          <w:tcPr>
+            <w:tcW w:type="dxa" w:w="350"/>
+            <w:tcBorders>
+              <w:top w:val="single" w:color="D9DCE3" w:sz="2"/>
+              <w:left w:val="single" w:color="D9DCE3" w:sz="2"/>
+              <w:bottom w:val="single" w:color="D9DCE3" w:sz="2"/>
+              <w:right w:val="single" w:color="D9DCE3" w:sz="2"/>
+            </w:tcBorders>
+            <w:shd w:fill="F4F5F7" w:color="auto" w:val="clear"/>
+            <w:tcMar>
+              <w:top w:type="dxa" w:w="60"/>
+              <w:left w:type="dxa" w:w="90"/>
+              <w:bottom w:type="dxa" w:w="60"/>
+              <w:right w:type="dxa" w:w="90"/>
             </w:tcMar>
             <w:vAlign w:val="center"/>
           </w:tcPr>
@@ -1515,8 +1515,8 @@
                 <w:b/>
                 <w:bCs/>
                 <w:color w:val="5B6472"/>
-                <w:sz w:val="20"/>
-                <w:szCs w:val="20"/>
+                <w:sz w:val="22"/>
+                <w:szCs w:val="22"/>
               </w:rPr>
               <w:t xml:space="preserve">●</w:t>
             </w:r>
@@ -1524,19 +1524,19 @@
         </w:tc>
         <w:tc>
           <w:tcPr>
-            <w:tcW w:type="dxa" w:w="2950"/>
-            <w:tcBorders>
-              <w:top w:val="single" w:color="D9DCE3" w:sz="2"/>
-              <w:left w:val="single" w:color="D9DCE3" w:sz="2"/>
-              <w:bottom w:val="single" w:color="D9DCE3" w:sz="2"/>
-              <w:right w:val="single" w:color="D9DCE3" w:sz="2"/>
-            </w:tcBorders>
-            <w:shd w:fill="F4F5F7" w:color="auto" w:val="clear"/>
-            <w:tcMar>
-              <w:top w:type="dxa" w:w="60"/>
-              <w:left w:type="dxa" w:w="120"/>
-              <w:bottom w:type="dxa" w:w="60"/>
-              <w:right w:type="dxa" w:w="100"/>
+            <w:tcW w:type="dxa" w:w="2550"/>
+            <w:tcBorders>
+              <w:top w:val="single" w:color="D9DCE3" w:sz="2"/>
+              <w:left w:val="single" w:color="D9DCE3" w:sz="2"/>
+              <w:bottom w:val="single" w:color="D9DCE3" w:sz="2"/>
+              <w:right w:val="single" w:color="D9DCE3" w:sz="2"/>
+            </w:tcBorders>
+            <w:shd w:fill="F4F5F7" w:color="auto" w:val="clear"/>
+            <w:tcMar>
+              <w:top w:type="dxa" w:w="60"/>
+              <w:left w:type="dxa" w:w="130"/>
+              <w:bottom w:type="dxa" w:w="60"/>
+              <w:right w:type="dxa" w:w="110"/>
             </w:tcMar>
             <w:vAlign w:val="center"/>
           </w:tcPr>
@@ -1547,8 +1547,8 @@
                 <w:b/>
                 <w:bCs/>
                 <w:color w:val="1A1A1A"/>
-                <w:sz w:val="17"/>
-                <w:szCs w:val="17"/>
+                <w:sz w:val="19"/>
+                <w:szCs w:val="19"/>
               </w:rPr>
               <w:t xml:space="preserve">Darden School of Business</w:t>
             </w:r>
@@ -1556,19 +1556,19 @@
         </w:tc>
         <w:tc>
           <w:tcPr>
-            <w:tcW w:type="dxa" w:w="3700"/>
-            <w:tcBorders>
-              <w:top w:val="single" w:color="D9DCE3" w:sz="2"/>
-              <w:left w:val="single" w:color="D9DCE3" w:sz="2"/>
-              <w:bottom w:val="single" w:color="D9DCE3" w:sz="2"/>
-              <w:right w:val="single" w:color="D9DCE3" w:sz="2"/>
-            </w:tcBorders>
-            <w:shd w:fill="F4F5F7" w:color="auto" w:val="clear"/>
-            <w:tcMar>
-              <w:top w:type="dxa" w:w="60"/>
-              <w:left w:type="dxa" w:w="100"/>
-              <w:bottom w:type="dxa" w:w="60"/>
-              <w:right w:type="dxa" w:w="100"/>
+            <w:tcW w:type="dxa" w:w="4150"/>
+            <w:tcBorders>
+              <w:top w:val="single" w:color="D9DCE3" w:sz="2"/>
+              <w:left w:val="single" w:color="D9DCE3" w:sz="2"/>
+              <w:bottom w:val="single" w:color="D9DCE3" w:sz="2"/>
+              <w:right w:val="single" w:color="D9DCE3" w:sz="2"/>
+            </w:tcBorders>
+            <w:shd w:fill="F4F5F7" w:color="auto" w:val="clear"/>
+            <w:tcMar>
+              <w:top w:type="dxa" w:w="60"/>
+              <w:left w:type="dxa" w:w="110"/>
+              <w:bottom w:type="dxa" w:w="60"/>
+              <w:right w:type="dxa" w:w="110"/>
             </w:tcMar>
             <w:vAlign w:val="center"/>
           </w:tcPr>
@@ -1579,28 +1579,28 @@
                 <w:i/>
                 <w:iCs/>
                 <w:color w:val="5B6472"/>
-                <w:sz w:val="14"/>
-                <w:szCs w:val="14"/>
-              </w:rPr>
-              <w:t xml:space="preserve">Executive education, corporate philanthropy, applied research</w:t>
-            </w:r>
-          </w:p>
-        </w:tc>
-        <w:tc>
-          <w:tcPr>
-            <w:tcW w:type="dxa" w:w="420"/>
-            <w:tcBorders>
-              <w:top w:val="single" w:color="D9DCE3" w:sz="2"/>
-              <w:left w:val="single" w:color="D9DCE3" w:sz="2"/>
-              <w:bottom w:val="single" w:color="D9DCE3" w:sz="2"/>
-              <w:right w:val="single" w:color="D9DCE3" w:sz="2"/>
-            </w:tcBorders>
-            <w:shd w:fill="F4F5F7" w:color="auto" w:val="clear"/>
-            <w:tcMar>
-              <w:top w:type="dxa" w:w="60"/>
-              <w:left w:type="dxa" w:w="80"/>
-              <w:bottom w:type="dxa" w:w="60"/>
-              <w:right w:type="dxa" w:w="80"/>
+                <w:sz w:val="16"/>
+                <w:szCs w:val="16"/>
+              </w:rPr>
+              <w:t xml:space="preserve">Exec ed, corporate philanthropy, applied research</w:t>
+            </w:r>
+          </w:p>
+        </w:tc>
+        <w:tc>
+          <w:tcPr>
+            <w:tcW w:type="dxa" w:w="350"/>
+            <w:tcBorders>
+              <w:top w:val="single" w:color="D9DCE3" w:sz="2"/>
+              <w:left w:val="single" w:color="D9DCE3" w:sz="2"/>
+              <w:bottom w:val="single" w:color="D9DCE3" w:sz="2"/>
+              <w:right w:val="single" w:color="D9DCE3" w:sz="2"/>
+            </w:tcBorders>
+            <w:shd w:fill="F4F5F7" w:color="auto" w:val="clear"/>
+            <w:tcMar>
+              <w:top w:type="dxa" w:w="60"/>
+              <w:left w:type="dxa" w:w="90"/>
+              <w:bottom w:type="dxa" w:w="60"/>
+              <w:right w:type="dxa" w:w="90"/>
             </w:tcMar>
             <w:vAlign w:val="center"/>
           </w:tcPr>
@@ -1611,8 +1611,8 @@
                 <w:b/>
                 <w:bCs/>
                 <w:color w:val="A05A00"/>
-                <w:sz w:val="20"/>
-                <w:szCs w:val="20"/>
+                <w:sz w:val="22"/>
+                <w:szCs w:val="22"/>
               </w:rPr>
               <w:t xml:space="preserve">●</w:t>
             </w:r>
@@ -1622,19 +1622,19 @@
       <w:tr>
         <w:tc>
           <w:tcPr>
-            <w:tcW w:type="dxa" w:w="2950"/>
-            <w:tcBorders>
-              <w:top w:val="single" w:color="D9DCE3" w:sz="2"/>
-              <w:left w:val="single" w:color="D9DCE3" w:sz="2"/>
-              <w:bottom w:val="single" w:color="D9DCE3" w:sz="2"/>
-              <w:right w:val="single" w:color="D9DCE3" w:sz="2"/>
-            </w:tcBorders>
-            <w:shd w:fill="FFFFFF" w:color="auto" w:val="clear"/>
-            <w:tcMar>
-              <w:top w:type="dxa" w:w="60"/>
-              <w:left w:type="dxa" w:w="120"/>
-              <w:bottom w:type="dxa" w:w="60"/>
-              <w:right w:type="dxa" w:w="100"/>
+            <w:tcW w:type="dxa" w:w="2550"/>
+            <w:tcBorders>
+              <w:top w:val="single" w:color="D9DCE3" w:sz="2"/>
+              <w:left w:val="single" w:color="D9DCE3" w:sz="2"/>
+              <w:bottom w:val="single" w:color="D9DCE3" w:sz="2"/>
+              <w:right w:val="single" w:color="D9DCE3" w:sz="2"/>
+            </w:tcBorders>
+            <w:shd w:fill="FFFFFF" w:color="auto" w:val="clear"/>
+            <w:tcMar>
+              <w:top w:type="dxa" w:w="60"/>
+              <w:left w:type="dxa" w:w="130"/>
+              <w:bottom w:type="dxa" w:w="60"/>
+              <w:right w:type="dxa" w:w="110"/>
             </w:tcMar>
             <w:vAlign w:val="center"/>
           </w:tcPr>
@@ -1645,8 +1645,8 @@
                 <w:b/>
                 <w:bCs/>
                 <w:color w:val="1A1A1A"/>
-                <w:sz w:val="17"/>
-                <w:szCs w:val="17"/>
+                <w:sz w:val="19"/>
+                <w:szCs w:val="19"/>
               </w:rPr>
               <w:t xml:space="preserve">Athletics</w:t>
             </w:r>
@@ -1654,19 +1654,19 @@
         </w:tc>
         <w:tc>
           <w:tcPr>
-            <w:tcW w:type="dxa" w:w="3700"/>
-            <w:tcBorders>
-              <w:top w:val="single" w:color="D9DCE3" w:sz="2"/>
-              <w:left w:val="single" w:color="D9DCE3" w:sz="2"/>
-              <w:bottom w:val="single" w:color="D9DCE3" w:sz="2"/>
-              <w:right w:val="single" w:color="D9DCE3" w:sz="2"/>
-            </w:tcBorders>
-            <w:shd w:fill="FFFFFF" w:color="auto" w:val="clear"/>
-            <w:tcMar>
-              <w:top w:type="dxa" w:w="60"/>
-              <w:left w:type="dxa" w:w="100"/>
-              <w:bottom w:type="dxa" w:w="60"/>
-              <w:right w:type="dxa" w:w="100"/>
+            <w:tcW w:type="dxa" w:w="4150"/>
+            <w:tcBorders>
+              <w:top w:val="single" w:color="D9DCE3" w:sz="2"/>
+              <w:left w:val="single" w:color="D9DCE3" w:sz="2"/>
+              <w:bottom w:val="single" w:color="D9DCE3" w:sz="2"/>
+              <w:right w:val="single" w:color="D9DCE3" w:sz="2"/>
+            </w:tcBorders>
+            <w:shd w:fill="FFFFFF" w:color="auto" w:val="clear"/>
+            <w:tcMar>
+              <w:top w:type="dxa" w:w="60"/>
+              <w:left w:type="dxa" w:w="110"/>
+              <w:bottom w:type="dxa" w:w="60"/>
+              <w:right w:type="dxa" w:w="110"/>
             </w:tcMar>
             <w:vAlign w:val="center"/>
           </w:tcPr>
@@ -1677,28 +1677,28 @@
                 <w:i/>
                 <w:iCs/>
                 <w:color w:val="5B6472"/>
-                <w:sz w:val="14"/>
-                <w:szCs w:val="14"/>
-              </w:rPr>
-              <w:t xml:space="preserve">Sponsorship, licensing, multimedia-rights partnerships</w:t>
-            </w:r>
-          </w:p>
-        </w:tc>
-        <w:tc>
-          <w:tcPr>
-            <w:tcW w:type="dxa" w:w="420"/>
-            <w:tcBorders>
-              <w:top w:val="single" w:color="D9DCE3" w:sz="2"/>
-              <w:left w:val="single" w:color="D9DCE3" w:sz="2"/>
-              <w:bottom w:val="single" w:color="D9DCE3" w:sz="2"/>
-              <w:right w:val="single" w:color="D9DCE3" w:sz="2"/>
-            </w:tcBorders>
-            <w:shd w:fill="FFFFFF" w:color="auto" w:val="clear"/>
-            <w:tcMar>
-              <w:top w:type="dxa" w:w="60"/>
-              <w:left w:type="dxa" w:w="80"/>
-              <w:bottom w:type="dxa" w:w="60"/>
-              <w:right w:type="dxa" w:w="80"/>
+                <w:sz w:val="16"/>
+                <w:szCs w:val="16"/>
+              </w:rPr>
+              <w:t xml:space="preserve">Sponsorship, licensing, multimedia rights</w:t>
+            </w:r>
+          </w:p>
+        </w:tc>
+        <w:tc>
+          <w:tcPr>
+            <w:tcW w:type="dxa" w:w="350"/>
+            <w:tcBorders>
+              <w:top w:val="single" w:color="D9DCE3" w:sz="2"/>
+              <w:left w:val="single" w:color="D9DCE3" w:sz="2"/>
+              <w:bottom w:val="single" w:color="D9DCE3" w:sz="2"/>
+              <w:right w:val="single" w:color="D9DCE3" w:sz="2"/>
+            </w:tcBorders>
+            <w:shd w:fill="FFFFFF" w:color="auto" w:val="clear"/>
+            <w:tcMar>
+              <w:top w:type="dxa" w:w="60"/>
+              <w:left w:type="dxa" w:w="90"/>
+              <w:bottom w:type="dxa" w:w="60"/>
+              <w:right w:type="dxa" w:w="90"/>
             </w:tcMar>
             <w:vAlign w:val="center"/>
           </w:tcPr>
@@ -1709,8 +1709,8 @@
                 <w:b/>
                 <w:bCs/>
                 <w:color w:val="5B6472"/>
-                <w:sz w:val="20"/>
-                <w:szCs w:val="20"/>
+                <w:sz w:val="22"/>
+                <w:szCs w:val="22"/>
               </w:rPr>
               <w:t xml:space="preserve">●</w:t>
             </w:r>
@@ -1718,19 +1718,19 @@
         </w:tc>
         <w:tc>
           <w:tcPr>
-            <w:tcW w:type="dxa" w:w="2950"/>
-            <w:tcBorders>
-              <w:top w:val="single" w:color="D9DCE3" w:sz="2"/>
-              <w:left w:val="single" w:color="D9DCE3" w:sz="2"/>
-              <w:bottom w:val="single" w:color="D9DCE3" w:sz="2"/>
-              <w:right w:val="single" w:color="D9DCE3" w:sz="2"/>
-            </w:tcBorders>
-            <w:shd w:fill="FFFFFF" w:color="auto" w:val="clear"/>
-            <w:tcMar>
-              <w:top w:type="dxa" w:w="60"/>
-              <w:left w:type="dxa" w:w="120"/>
-              <w:bottom w:type="dxa" w:w="60"/>
-              <w:right w:type="dxa" w:w="100"/>
+            <w:tcW w:type="dxa" w:w="2550"/>
+            <w:tcBorders>
+              <w:top w:val="single" w:color="D9DCE3" w:sz="2"/>
+              <w:left w:val="single" w:color="D9DCE3" w:sz="2"/>
+              <w:bottom w:val="single" w:color="D9DCE3" w:sz="2"/>
+              <w:right w:val="single" w:color="D9DCE3" w:sz="2"/>
+            </w:tcBorders>
+            <w:shd w:fill="FFFFFF" w:color="auto" w:val="clear"/>
+            <w:tcMar>
+              <w:top w:type="dxa" w:w="60"/>
+              <w:left w:type="dxa" w:w="130"/>
+              <w:bottom w:type="dxa" w:w="60"/>
+              <w:right w:type="dxa" w:w="110"/>
             </w:tcMar>
             <w:vAlign w:val="center"/>
           </w:tcPr>
@@ -1741,8 +1741,8 @@
                 <w:b/>
                 <w:bCs/>
                 <w:color w:val="1A1A1A"/>
-                <w:sz w:val="17"/>
-                <w:szCs w:val="17"/>
+                <w:sz w:val="19"/>
+                <w:szCs w:val="19"/>
               </w:rPr>
               <w:t xml:space="preserve">McIntire School of Commerce</w:t>
             </w:r>
@@ -1750,19 +1750,19 @@
         </w:tc>
         <w:tc>
           <w:tcPr>
-            <w:tcW w:type="dxa" w:w="3700"/>
-            <w:tcBorders>
-              <w:top w:val="single" w:color="D9DCE3" w:sz="2"/>
-              <w:left w:val="single" w:color="D9DCE3" w:sz="2"/>
-              <w:bottom w:val="single" w:color="D9DCE3" w:sz="2"/>
-              <w:right w:val="single" w:color="D9DCE3" w:sz="2"/>
-            </w:tcBorders>
-            <w:shd w:fill="FFFFFF" w:color="auto" w:val="clear"/>
-            <w:tcMar>
-              <w:top w:type="dxa" w:w="60"/>
-              <w:left w:type="dxa" w:w="100"/>
-              <w:bottom w:type="dxa" w:w="60"/>
-              <w:right w:type="dxa" w:w="100"/>
+            <w:tcW w:type="dxa" w:w="4150"/>
+            <w:tcBorders>
+              <w:top w:val="single" w:color="D9DCE3" w:sz="2"/>
+              <w:left w:val="single" w:color="D9DCE3" w:sz="2"/>
+              <w:bottom w:val="single" w:color="D9DCE3" w:sz="2"/>
+              <w:right w:val="single" w:color="D9DCE3" w:sz="2"/>
+            </w:tcBorders>
+            <w:shd w:fill="FFFFFF" w:color="auto" w:val="clear"/>
+            <w:tcMar>
+              <w:top w:type="dxa" w:w="60"/>
+              <w:left w:type="dxa" w:w="110"/>
+              <w:bottom w:type="dxa" w:w="60"/>
+              <w:right w:type="dxa" w:w="110"/>
             </w:tcMar>
             <w:vAlign w:val="center"/>
           </w:tcPr>
@@ -1773,8 +1773,8 @@
                 <w:i/>
                 <w:iCs/>
                 <w:color w:val="5B6472"/>
-                <w:sz w:val="14"/>
-                <w:szCs w:val="14"/>
+                <w:sz w:val="16"/>
+                <w:szCs w:val="16"/>
               </w:rPr>
               <w:t xml:space="preserve">Financial services, consulting, emerging markets</w:t>
             </w:r>
@@ -1782,19 +1782,19 @@
         </w:tc>
         <w:tc>
           <w:tcPr>
-            <w:tcW w:type="dxa" w:w="420"/>
-            <w:tcBorders>
-              <w:top w:val="single" w:color="D9DCE3" w:sz="2"/>
-              <w:left w:val="single" w:color="D9DCE3" w:sz="2"/>
-              <w:bottom w:val="single" w:color="D9DCE3" w:sz="2"/>
-              <w:right w:val="single" w:color="D9DCE3" w:sz="2"/>
-            </w:tcBorders>
-            <w:shd w:fill="FFFFFF" w:color="auto" w:val="clear"/>
-            <w:tcMar>
-              <w:top w:type="dxa" w:w="60"/>
-              <w:left w:type="dxa" w:w="80"/>
-              <w:bottom w:type="dxa" w:w="60"/>
-              <w:right w:type="dxa" w:w="80"/>
+            <w:tcW w:type="dxa" w:w="350"/>
+            <w:tcBorders>
+              <w:top w:val="single" w:color="D9DCE3" w:sz="2"/>
+              <w:left w:val="single" w:color="D9DCE3" w:sz="2"/>
+              <w:bottom w:val="single" w:color="D9DCE3" w:sz="2"/>
+              <w:right w:val="single" w:color="D9DCE3" w:sz="2"/>
+            </w:tcBorders>
+            <w:shd w:fill="FFFFFF" w:color="auto" w:val="clear"/>
+            <w:tcMar>
+              <w:top w:type="dxa" w:w="60"/>
+              <w:left w:type="dxa" w:w="90"/>
+              <w:bottom w:type="dxa" w:w="60"/>
+              <w:right w:type="dxa" w:w="90"/>
             </w:tcMar>
             <w:vAlign w:val="center"/>
           </w:tcPr>
@@ -1805,8 +1805,8 @@
                 <w:b/>
                 <w:bCs/>
                 <w:color w:val="A05A00"/>
-                <w:sz w:val="20"/>
-                <w:szCs w:val="20"/>
+                <w:sz w:val="22"/>
+                <w:szCs w:val="22"/>
               </w:rPr>
               <w:t xml:space="preserve">●</w:t>
             </w:r>
@@ -1816,19 +1816,19 @@
       <w:tr>
         <w:tc>
           <w:tcPr>
-            <w:tcW w:type="dxa" w:w="2950"/>
-            <w:tcBorders>
-              <w:top w:val="single" w:color="D9DCE3" w:sz="2"/>
-              <w:left w:val="single" w:color="D9DCE3" w:sz="2"/>
-              <w:bottom w:val="single" w:color="D9DCE3" w:sz="2"/>
-              <w:right w:val="single" w:color="D9DCE3" w:sz="2"/>
-            </w:tcBorders>
-            <w:shd w:fill="F4F5F7" w:color="auto" w:val="clear"/>
-            <w:tcMar>
-              <w:top w:type="dxa" w:w="60"/>
-              <w:left w:type="dxa" w:w="120"/>
-              <w:bottom w:type="dxa" w:w="60"/>
-              <w:right w:type="dxa" w:w="100"/>
+            <w:tcW w:type="dxa" w:w="2550"/>
+            <w:tcBorders>
+              <w:top w:val="single" w:color="D9DCE3" w:sz="2"/>
+              <w:left w:val="single" w:color="D9DCE3" w:sz="2"/>
+              <w:bottom w:val="single" w:color="D9DCE3" w:sz="2"/>
+              <w:right w:val="single" w:color="D9DCE3" w:sz="2"/>
+            </w:tcBorders>
+            <w:shd w:fill="F4F5F7" w:color="auto" w:val="clear"/>
+            <w:tcMar>
+              <w:top w:type="dxa" w:w="60"/>
+              <w:left w:type="dxa" w:w="130"/>
+              <w:bottom w:type="dxa" w:w="60"/>
+              <w:right w:type="dxa" w:w="110"/>
             </w:tcMar>
             <w:vAlign w:val="center"/>
           </w:tcPr>
@@ -1839,8 +1839,8 @@
                 <w:b/>
                 <w:bCs/>
                 <w:color w:val="1A1A1A"/>
-                <w:sz w:val="17"/>
-                <w:szCs w:val="17"/>
+                <w:sz w:val="19"/>
+                <w:szCs w:val="19"/>
               </w:rPr>
               <w:t xml:space="preserve">UVA Library</w:t>
             </w:r>
@@ -1848,19 +1848,19 @@
         </w:tc>
         <w:tc>
           <w:tcPr>
-            <w:tcW w:type="dxa" w:w="3700"/>
-            <w:tcBorders>
-              <w:top w:val="single" w:color="D9DCE3" w:sz="2"/>
-              <w:left w:val="single" w:color="D9DCE3" w:sz="2"/>
-              <w:bottom w:val="single" w:color="D9DCE3" w:sz="2"/>
-              <w:right w:val="single" w:color="D9DCE3" w:sz="2"/>
-            </w:tcBorders>
-            <w:shd w:fill="F4F5F7" w:color="auto" w:val="clear"/>
-            <w:tcMar>
-              <w:top w:type="dxa" w:w="60"/>
-              <w:left w:type="dxa" w:w="100"/>
-              <w:bottom w:type="dxa" w:w="60"/>
-              <w:right w:type="dxa" w:w="100"/>
+            <w:tcW w:type="dxa" w:w="4150"/>
+            <w:tcBorders>
+              <w:top w:val="single" w:color="D9DCE3" w:sz="2"/>
+              <w:left w:val="single" w:color="D9DCE3" w:sz="2"/>
+              <w:bottom w:val="single" w:color="D9DCE3" w:sz="2"/>
+              <w:right w:val="single" w:color="D9DCE3" w:sz="2"/>
+            </w:tcBorders>
+            <w:shd w:fill="F4F5F7" w:color="auto" w:val="clear"/>
+            <w:tcMar>
+              <w:top w:type="dxa" w:w="60"/>
+              <w:left w:type="dxa" w:w="110"/>
+              <w:bottom w:type="dxa" w:w="60"/>
+              <w:right w:type="dxa" w:w="110"/>
             </w:tcMar>
             <w:vAlign w:val="center"/>
           </w:tcPr>
@@ -1871,8 +1871,8 @@
                 <w:i/>
                 <w:iCs/>
                 <w:color w:val="5B6472"/>
-                <w:sz w:val="14"/>
-                <w:szCs w:val="14"/>
+                <w:sz w:val="16"/>
+                <w:szCs w:val="16"/>
               </w:rPr>
               <w:t xml:space="preserve">—</w:t>
             </w:r>
@@ -1880,19 +1880,19 @@
         </w:tc>
         <w:tc>
           <w:tcPr>
-            <w:tcW w:type="dxa" w:w="420"/>
-            <w:tcBorders>
-              <w:top w:val="single" w:color="D9DCE3" w:sz="2"/>
-              <w:left w:val="single" w:color="D9DCE3" w:sz="2"/>
-              <w:bottom w:val="single" w:color="D9DCE3" w:sz="2"/>
-              <w:right w:val="single" w:color="D9DCE3" w:sz="2"/>
-            </w:tcBorders>
-            <w:shd w:fill="F4F5F7" w:color="auto" w:val="clear"/>
-            <w:tcMar>
-              <w:top w:type="dxa" w:w="60"/>
-              <w:left w:type="dxa" w:w="80"/>
-              <w:bottom w:type="dxa" w:w="60"/>
-              <w:right w:type="dxa" w:w="80"/>
+            <w:tcW w:type="dxa" w:w="350"/>
+            <w:tcBorders>
+              <w:top w:val="single" w:color="D9DCE3" w:sz="2"/>
+              <w:left w:val="single" w:color="D9DCE3" w:sz="2"/>
+              <w:bottom w:val="single" w:color="D9DCE3" w:sz="2"/>
+              <w:right w:val="single" w:color="D9DCE3" w:sz="2"/>
+            </w:tcBorders>
+            <w:shd w:fill="F4F5F7" w:color="auto" w:val="clear"/>
+            <w:tcMar>
+              <w:top w:type="dxa" w:w="60"/>
+              <w:left w:type="dxa" w:w="90"/>
+              <w:bottom w:type="dxa" w:w="60"/>
+              <w:right w:type="dxa" w:w="90"/>
             </w:tcMar>
             <w:vAlign w:val="center"/>
           </w:tcPr>
@@ -1903,8 +1903,8 @@
                 <w:b/>
                 <w:bCs/>
                 <w:color w:val="1F5BA6"/>
-                <w:sz w:val="20"/>
-                <w:szCs w:val="20"/>
+                <w:sz w:val="22"/>
+                <w:szCs w:val="22"/>
               </w:rPr>
               <w:t xml:space="preserve">●</w:t>
             </w:r>
@@ -1912,19 +1912,19 @@
         </w:tc>
         <w:tc>
           <w:tcPr>
-            <w:tcW w:type="dxa" w:w="2950"/>
-            <w:tcBorders>
-              <w:top w:val="single" w:color="D9DCE3" w:sz="2"/>
-              <w:left w:val="single" w:color="D9DCE3" w:sz="2"/>
-              <w:bottom w:val="single" w:color="D9DCE3" w:sz="2"/>
-              <w:right w:val="single" w:color="D9DCE3" w:sz="2"/>
-            </w:tcBorders>
-            <w:shd w:fill="F4F5F7" w:color="auto" w:val="clear"/>
-            <w:tcMar>
-              <w:top w:type="dxa" w:w="60"/>
-              <w:left w:type="dxa" w:w="120"/>
-              <w:bottom w:type="dxa" w:w="60"/>
-              <w:right w:type="dxa" w:w="100"/>
+            <w:tcW w:type="dxa" w:w="2550"/>
+            <w:tcBorders>
+              <w:top w:val="single" w:color="D9DCE3" w:sz="2"/>
+              <w:left w:val="single" w:color="D9DCE3" w:sz="2"/>
+              <w:bottom w:val="single" w:color="D9DCE3" w:sz="2"/>
+              <w:right w:val="single" w:color="D9DCE3" w:sz="2"/>
+            </w:tcBorders>
+            <w:shd w:fill="F4F5F7" w:color="auto" w:val="clear"/>
+            <w:tcMar>
+              <w:top w:type="dxa" w:w="60"/>
+              <w:left w:type="dxa" w:w="130"/>
+              <w:bottom w:type="dxa" w:w="60"/>
+              <w:right w:type="dxa" w:w="110"/>
             </w:tcMar>
             <w:vAlign w:val="center"/>
           </w:tcPr>
@@ -1935,8 +1935,8 @@
                 <w:b/>
                 <w:bCs/>
                 <w:color w:val="1A1A1A"/>
-                <w:sz w:val="17"/>
-                <w:szCs w:val="17"/>
+                <w:sz w:val="19"/>
+                <w:szCs w:val="19"/>
               </w:rPr>
               <w:t xml:space="preserve">Continuing &amp; Professional Studies</w:t>
             </w:r>
@@ -1944,19 +1944,19 @@
         </w:tc>
         <w:tc>
           <w:tcPr>
-            <w:tcW w:type="dxa" w:w="3700"/>
-            <w:tcBorders>
-              <w:top w:val="single" w:color="D9DCE3" w:sz="2"/>
-              <w:left w:val="single" w:color="D9DCE3" w:sz="2"/>
-              <w:bottom w:val="single" w:color="D9DCE3" w:sz="2"/>
-              <w:right w:val="single" w:color="D9DCE3" w:sz="2"/>
-            </w:tcBorders>
-            <w:shd w:fill="F4F5F7" w:color="auto" w:val="clear"/>
-            <w:tcMar>
-              <w:top w:type="dxa" w:w="60"/>
-              <w:left w:type="dxa" w:w="100"/>
-              <w:bottom w:type="dxa" w:w="60"/>
-              <w:right w:type="dxa" w:w="100"/>
+            <w:tcW w:type="dxa" w:w="4150"/>
+            <w:tcBorders>
+              <w:top w:val="single" w:color="D9DCE3" w:sz="2"/>
+              <w:left w:val="single" w:color="D9DCE3" w:sz="2"/>
+              <w:bottom w:val="single" w:color="D9DCE3" w:sz="2"/>
+              <w:right w:val="single" w:color="D9DCE3" w:sz="2"/>
+            </w:tcBorders>
+            <w:shd w:fill="F4F5F7" w:color="auto" w:val="clear"/>
+            <w:tcMar>
+              <w:top w:type="dxa" w:w="60"/>
+              <w:left w:type="dxa" w:w="110"/>
+              <w:bottom w:type="dxa" w:w="60"/>
+              <w:right w:type="dxa" w:w="110"/>
             </w:tcMar>
             <w:vAlign w:val="center"/>
           </w:tcPr>
@@ -1967,28 +1967,28 @@
                 <w:i/>
                 <w:iCs/>
                 <w:color w:val="5B6472"/>
-                <w:sz w:val="14"/>
-                <w:szCs w:val="14"/>
-              </w:rPr>
-              <w:t xml:space="preserve">Workforce pipeline; regional coordination point for Wise</w:t>
-            </w:r>
-          </w:p>
-        </w:tc>
-        <w:tc>
-          <w:tcPr>
-            <w:tcW w:type="dxa" w:w="420"/>
-            <w:tcBorders>
-              <w:top w:val="single" w:color="D9DCE3" w:sz="2"/>
-              <w:left w:val="single" w:color="D9DCE3" w:sz="2"/>
-              <w:bottom w:val="single" w:color="D9DCE3" w:sz="2"/>
-              <w:right w:val="single" w:color="D9DCE3" w:sz="2"/>
-            </w:tcBorders>
-            <w:shd w:fill="F4F5F7" w:color="auto" w:val="clear"/>
-            <w:tcMar>
-              <w:top w:type="dxa" w:w="60"/>
-              <w:left w:type="dxa" w:w="80"/>
-              <w:bottom w:type="dxa" w:w="60"/>
-              <w:right w:type="dxa" w:w="80"/>
+                <w:sz w:val="16"/>
+                <w:szCs w:val="16"/>
+              </w:rPr>
+              <w:t xml:space="preserve">Workforce pipeline; coordinates Wise</w:t>
+            </w:r>
+          </w:p>
+        </w:tc>
+        <w:tc>
+          <w:tcPr>
+            <w:tcW w:type="dxa" w:w="350"/>
+            <w:tcBorders>
+              <w:top w:val="single" w:color="D9DCE3" w:sz="2"/>
+              <w:left w:val="single" w:color="D9DCE3" w:sz="2"/>
+              <w:bottom w:val="single" w:color="D9DCE3" w:sz="2"/>
+              <w:right w:val="single" w:color="D9DCE3" w:sz="2"/>
+            </w:tcBorders>
+            <w:shd w:fill="F4F5F7" w:color="auto" w:val="clear"/>
+            <w:tcMar>
+              <w:top w:type="dxa" w:w="60"/>
+              <w:left w:type="dxa" w:w="90"/>
+              <w:bottom w:type="dxa" w:w="60"/>
+              <w:right w:type="dxa" w:w="90"/>
             </w:tcMar>
             <w:vAlign w:val="center"/>
           </w:tcPr>
@@ -1999,8 +1999,8 @@
                 <w:b/>
                 <w:bCs/>
                 <w:color w:val="A05A00"/>
-                <w:sz w:val="20"/>
-                <w:szCs w:val="20"/>
+                <w:sz w:val="22"/>
+                <w:szCs w:val="22"/>
               </w:rPr>
               <w:t xml:space="preserve">●</w:t>
             </w:r>
@@ -2010,19 +2010,19 @@
       <w:tr>
         <w:tc>
           <w:tcPr>
-            <w:tcW w:type="dxa" w:w="2950"/>
-            <w:tcBorders>
-              <w:top w:val="single" w:color="D9DCE3" w:sz="2"/>
-              <w:left w:val="single" w:color="D9DCE3" w:sz="2"/>
-              <w:bottom w:val="single" w:color="D9DCE3" w:sz="2"/>
-              <w:right w:val="single" w:color="D9DCE3" w:sz="2"/>
-            </w:tcBorders>
-            <w:shd w:fill="FFFFFF" w:color="auto" w:val="clear"/>
-            <w:tcMar>
-              <w:top w:type="dxa" w:w="60"/>
-              <w:left w:type="dxa" w:w="120"/>
-              <w:bottom w:type="dxa" w:w="60"/>
-              <w:right w:type="dxa" w:w="100"/>
+            <w:tcW w:type="dxa" w:w="2550"/>
+            <w:tcBorders>
+              <w:top w:val="single" w:color="D9DCE3" w:sz="2"/>
+              <w:left w:val="single" w:color="D9DCE3" w:sz="2"/>
+              <w:bottom w:val="single" w:color="D9DCE3" w:sz="2"/>
+              <w:right w:val="single" w:color="D9DCE3" w:sz="2"/>
+            </w:tcBorders>
+            <w:shd w:fill="FFFFFF" w:color="auto" w:val="clear"/>
+            <w:tcMar>
+              <w:top w:type="dxa" w:w="60"/>
+              <w:left w:type="dxa" w:w="130"/>
+              <w:bottom w:type="dxa" w:w="60"/>
+              <w:right w:type="dxa" w:w="110"/>
             </w:tcMar>
             <w:vAlign w:val="center"/>
           </w:tcPr>
@@ -2033,8 +2033,8 @@
                 <w:b/>
                 <w:bCs/>
                 <w:color w:val="1A1A1A"/>
-                <w:sz w:val="17"/>
-                <w:szCs w:val="17"/>
+                <w:sz w:val="19"/>
+                <w:szCs w:val="19"/>
               </w:rPr>
               <w:t xml:space="preserve">Environmental Institute</w:t>
             </w:r>
@@ -2042,19 +2042,19 @@
         </w:tc>
         <w:tc>
           <w:tcPr>
-            <w:tcW w:type="dxa" w:w="3700"/>
-            <w:tcBorders>
-              <w:top w:val="single" w:color="D9DCE3" w:sz="2"/>
-              <w:left w:val="single" w:color="D9DCE3" w:sz="2"/>
-              <w:bottom w:val="single" w:color="D9DCE3" w:sz="2"/>
-              <w:right w:val="single" w:color="D9DCE3" w:sz="2"/>
-            </w:tcBorders>
-            <w:shd w:fill="FFFFFF" w:color="auto" w:val="clear"/>
-            <w:tcMar>
-              <w:top w:type="dxa" w:w="60"/>
-              <w:left w:type="dxa" w:w="100"/>
-              <w:bottom w:type="dxa" w:w="60"/>
-              <w:right w:type="dxa" w:w="100"/>
+            <w:tcW w:type="dxa" w:w="4150"/>
+            <w:tcBorders>
+              <w:top w:val="single" w:color="D9DCE3" w:sz="2"/>
+              <w:left w:val="single" w:color="D9DCE3" w:sz="2"/>
+              <w:bottom w:val="single" w:color="D9DCE3" w:sz="2"/>
+              <w:right w:val="single" w:color="D9DCE3" w:sz="2"/>
+            </w:tcBorders>
+            <w:shd w:fill="FFFFFF" w:color="auto" w:val="clear"/>
+            <w:tcMar>
+              <w:top w:type="dxa" w:w="60"/>
+              <w:left w:type="dxa" w:w="110"/>
+              <w:bottom w:type="dxa" w:w="60"/>
+              <w:right w:type="dxa" w:w="110"/>
             </w:tcMar>
             <w:vAlign w:val="center"/>
           </w:tcPr>
@@ -2065,28 +2065,28 @@
                 <w:i/>
                 <w:iCs/>
                 <w:color w:val="5B6472"/>
-                <w:sz w:val="14"/>
-                <w:szCs w:val="14"/>
-              </w:rPr>
-              <w:t xml:space="preserve">Pre-existing relationships, ongoing</w:t>
-            </w:r>
-          </w:p>
-        </w:tc>
-        <w:tc>
-          <w:tcPr>
-            <w:tcW w:type="dxa" w:w="420"/>
-            <w:tcBorders>
-              <w:top w:val="single" w:color="D9DCE3" w:sz="2"/>
-              <w:left w:val="single" w:color="D9DCE3" w:sz="2"/>
-              <w:bottom w:val="single" w:color="D9DCE3" w:sz="2"/>
-              <w:right w:val="single" w:color="D9DCE3" w:sz="2"/>
-            </w:tcBorders>
-            <w:shd w:fill="FFFFFF" w:color="auto" w:val="clear"/>
-            <w:tcMar>
-              <w:top w:type="dxa" w:w="60"/>
-              <w:left w:type="dxa" w:w="80"/>
-              <w:bottom w:type="dxa" w:w="60"/>
-              <w:right w:type="dxa" w:w="80"/>
+                <w:sz w:val="16"/>
+                <w:szCs w:val="16"/>
+              </w:rPr>
+              <w:t xml:space="preserve">Pre-existing relationship, ongoing</w:t>
+            </w:r>
+          </w:p>
+        </w:tc>
+        <w:tc>
+          <w:tcPr>
+            <w:tcW w:type="dxa" w:w="350"/>
+            <w:tcBorders>
+              <w:top w:val="single" w:color="D9DCE3" w:sz="2"/>
+              <w:left w:val="single" w:color="D9DCE3" w:sz="2"/>
+              <w:bottom w:val="single" w:color="D9DCE3" w:sz="2"/>
+              <w:right w:val="single" w:color="D9DCE3" w:sz="2"/>
+            </w:tcBorders>
+            <w:shd w:fill="FFFFFF" w:color="auto" w:val="clear"/>
+            <w:tcMar>
+              <w:top w:type="dxa" w:w="60"/>
+              <w:left w:type="dxa" w:w="90"/>
+              <w:bottom w:type="dxa" w:w="60"/>
+              <w:right w:type="dxa" w:w="90"/>
             </w:tcMar>
             <w:vAlign w:val="center"/>
           </w:tcPr>
@@ -2097,8 +2097,8 @@
                 <w:b/>
                 <w:bCs/>
                 <w:color w:val="12767D"/>
-                <w:sz w:val="20"/>
-                <w:szCs w:val="20"/>
+                <w:sz w:val="22"/>
+                <w:szCs w:val="22"/>
               </w:rPr>
               <w:t xml:space="preserve">●</w:t>
             </w:r>
@@ -2106,19 +2106,19 @@
         </w:tc>
         <w:tc>
           <w:tcPr>
-            <w:tcW w:type="dxa" w:w="2950"/>
-            <w:tcBorders>
-              <w:top w:val="single" w:color="D9DCE3" w:sz="2"/>
-              <w:left w:val="single" w:color="D9DCE3" w:sz="2"/>
-              <w:bottom w:val="single" w:color="D9DCE3" w:sz="2"/>
-              <w:right w:val="single" w:color="D9DCE3" w:sz="2"/>
-            </w:tcBorders>
-            <w:shd w:fill="FFFFFF" w:color="auto" w:val="clear"/>
-            <w:tcMar>
-              <w:top w:type="dxa" w:w="60"/>
-              <w:left w:type="dxa" w:w="120"/>
-              <w:bottom w:type="dxa" w:w="60"/>
-              <w:right w:type="dxa" w:w="100"/>
+            <w:tcW w:type="dxa" w:w="2550"/>
+            <w:tcBorders>
+              <w:top w:val="single" w:color="D9DCE3" w:sz="2"/>
+              <w:left w:val="single" w:color="D9DCE3" w:sz="2"/>
+              <w:bottom w:val="single" w:color="D9DCE3" w:sz="2"/>
+              <w:right w:val="single" w:color="D9DCE3" w:sz="2"/>
+            </w:tcBorders>
+            <w:shd w:fill="FFFFFF" w:color="auto" w:val="clear"/>
+            <w:tcMar>
+              <w:top w:type="dxa" w:w="60"/>
+              <w:left w:type="dxa" w:w="130"/>
+              <w:bottom w:type="dxa" w:w="60"/>
+              <w:right w:type="dxa" w:w="110"/>
             </w:tcMar>
             <w:vAlign w:val="center"/>
           </w:tcPr>
@@ -2129,8 +2129,8 @@
                 <w:b/>
                 <w:bCs/>
                 <w:color w:val="1A1A1A"/>
-                <w:sz w:val="17"/>
-                <w:szCs w:val="17"/>
+                <w:sz w:val="19"/>
+                <w:szCs w:val="19"/>
               </w:rPr>
               <w:t xml:space="preserve">UVA Wise</w:t>
             </w:r>
@@ -2138,19 +2138,19 @@
         </w:tc>
         <w:tc>
           <w:tcPr>
-            <w:tcW w:type="dxa" w:w="3700"/>
-            <w:tcBorders>
-              <w:top w:val="single" w:color="D9DCE3" w:sz="2"/>
-              <w:left w:val="single" w:color="D9DCE3" w:sz="2"/>
-              <w:bottom w:val="single" w:color="D9DCE3" w:sz="2"/>
-              <w:right w:val="single" w:color="D9DCE3" w:sz="2"/>
-            </w:tcBorders>
-            <w:shd w:fill="FFFFFF" w:color="auto" w:val="clear"/>
-            <w:tcMar>
-              <w:top w:type="dxa" w:w="60"/>
-              <w:left w:type="dxa" w:w="100"/>
-              <w:bottom w:type="dxa" w:w="60"/>
-              <w:right w:type="dxa" w:w="100"/>
+            <w:tcW w:type="dxa" w:w="4150"/>
+            <w:tcBorders>
+              <w:top w:val="single" w:color="D9DCE3" w:sz="2"/>
+              <w:left w:val="single" w:color="D9DCE3" w:sz="2"/>
+              <w:bottom w:val="single" w:color="D9DCE3" w:sz="2"/>
+              <w:right w:val="single" w:color="D9DCE3" w:sz="2"/>
+            </w:tcBorders>
+            <w:shd w:fill="FFFFFF" w:color="auto" w:val="clear"/>
+            <w:tcMar>
+              <w:top w:type="dxa" w:w="60"/>
+              <w:left w:type="dxa" w:w="110"/>
+              <w:bottom w:type="dxa" w:w="60"/>
+              <w:right w:type="dxa" w:w="110"/>
             </w:tcMar>
             <w:vAlign w:val="center"/>
           </w:tcPr>
@@ -2161,8 +2161,8 @@
                 <w:i/>
                 <w:iCs/>
                 <w:color w:val="5B6472"/>
-                <w:sz w:val="14"/>
-                <w:szCs w:val="14"/>
+                <w:sz w:val="16"/>
+                <w:szCs w:val="16"/>
               </w:rPr>
               <w:t xml:space="preserve">Coordinated through SCPS</w:t>
             </w:r>
@@ -2170,19 +2170,19 @@
         </w:tc>
         <w:tc>
           <w:tcPr>
-            <w:tcW w:type="dxa" w:w="420"/>
-            <w:tcBorders>
-              <w:top w:val="single" w:color="D9DCE3" w:sz="2"/>
-              <w:left w:val="single" w:color="D9DCE3" w:sz="2"/>
-              <w:bottom w:val="single" w:color="D9DCE3" w:sz="2"/>
-              <w:right w:val="single" w:color="D9DCE3" w:sz="2"/>
-            </w:tcBorders>
-            <w:shd w:fill="FFFFFF" w:color="auto" w:val="clear"/>
-            <w:tcMar>
-              <w:top w:type="dxa" w:w="60"/>
-              <w:left w:type="dxa" w:w="80"/>
-              <w:bottom w:type="dxa" w:w="60"/>
-              <w:right w:type="dxa" w:w="80"/>
+            <w:tcW w:type="dxa" w:w="350"/>
+            <w:tcBorders>
+              <w:top w:val="single" w:color="D9DCE3" w:sz="2"/>
+              <w:left w:val="single" w:color="D9DCE3" w:sz="2"/>
+              <w:bottom w:val="single" w:color="D9DCE3" w:sz="2"/>
+              <w:right w:val="single" w:color="D9DCE3" w:sz="2"/>
+            </w:tcBorders>
+            <w:shd w:fill="FFFFFF" w:color="auto" w:val="clear"/>
+            <w:tcMar>
+              <w:top w:type="dxa" w:w="60"/>
+              <w:left w:type="dxa" w:w="90"/>
+              <w:bottom w:type="dxa" w:w="60"/>
+              <w:right w:type="dxa" w:w="90"/>
             </w:tcMar>
             <w:vAlign w:val="center"/>
           </w:tcPr>
@@ -2193,8 +2193,8 @@
                 <w:b/>
                 <w:bCs/>
                 <w:color w:val="A05A00"/>
-                <w:sz w:val="20"/>
-                <w:szCs w:val="20"/>
+                <w:sz w:val="22"/>
+                <w:szCs w:val="22"/>
               </w:rPr>
               <w:t xml:space="preserve">●</w:t>
             </w:r>
@@ -2204,51 +2204,108 @@
       <w:tr>
         <w:tc>
           <w:tcPr>
-            <w:tcW w:type="dxa" w:w="2950"/>
-            <w:tcBorders>
-              <w:top w:val="single" w:color="D9DCE3" w:sz="2"/>
-              <w:left w:val="single" w:color="D9DCE3" w:sz="2"/>
-              <w:bottom w:val="single" w:color="D9DCE3" w:sz="2"/>
-              <w:right w:val="single" w:color="D9DCE3" w:sz="2"/>
-            </w:tcBorders>
-            <w:shd w:fill="F4F5F7" w:color="auto" w:val="clear"/>
-            <w:tcMar>
-              <w:top w:type="dxa" w:w="60"/>
-              <w:left w:type="dxa" w:w="120"/>
-              <w:bottom w:type="dxa" w:w="60"/>
-              <w:right w:type="dxa" w:w="100"/>
-            </w:tcMar>
-            <w:vAlign w:val="center"/>
-          </w:tcPr>
-          <w:p>
-            <w:r>
-              <w:rPr>
-                <w:rFonts w:ascii="Calibri" w:cs="Calibri" w:eastAsia="Calibri" w:hAnsi="Calibri"/>
-                <w:b w:val="false"/>
-                <w:bCs w:val="false"/>
+            <w:tcW w:type="dxa" w:w="2550"/>
+            <w:tcBorders>
+              <w:top w:val="single" w:color="D9DCE3" w:sz="2"/>
+              <w:left w:val="single" w:color="D9DCE3" w:sz="2"/>
+              <w:bottom w:val="single" w:color="D9DCE3" w:sz="2"/>
+              <w:right w:val="single" w:color="D9DCE3" w:sz="2"/>
+            </w:tcBorders>
+            <w:shd w:fill="F4F5F7" w:color="auto" w:val="clear"/>
+            <w:tcMar>
+              <w:top w:type="dxa" w:w="35"/>
+              <w:left w:type="dxa" w:w="90"/>
+              <w:bottom w:type="dxa" w:w="35"/>
+              <w:right w:type="dxa" w:w="90"/>
+            </w:tcMar>
+          </w:tcPr>
+          <w:p/>
+        </w:tc>
+        <w:tc>
+          <w:tcPr>
+            <w:tcW w:type="dxa" w:w="4150"/>
+            <w:tcBorders>
+              <w:top w:val="single" w:color="D9DCE3" w:sz="2"/>
+              <w:left w:val="single" w:color="D9DCE3" w:sz="2"/>
+              <w:bottom w:val="single" w:color="D9DCE3" w:sz="2"/>
+              <w:right w:val="single" w:color="D9DCE3" w:sz="2"/>
+            </w:tcBorders>
+            <w:shd w:fill="F4F5F7" w:color="auto" w:val="clear"/>
+            <w:tcMar>
+              <w:top w:type="dxa" w:w="35"/>
+              <w:left w:type="dxa" w:w="90"/>
+              <w:bottom w:type="dxa" w:w="35"/>
+              <w:right w:type="dxa" w:w="90"/>
+            </w:tcMar>
+          </w:tcPr>
+          <w:p/>
+        </w:tc>
+        <w:tc>
+          <w:tcPr>
+            <w:tcW w:type="dxa" w:w="350"/>
+            <w:tcBorders>
+              <w:top w:val="single" w:color="D9DCE3" w:sz="2"/>
+              <w:left w:val="single" w:color="D9DCE3" w:sz="2"/>
+              <w:bottom w:val="single" w:color="D9DCE3" w:sz="2"/>
+              <w:right w:val="single" w:color="D9DCE3" w:sz="2"/>
+            </w:tcBorders>
+            <w:shd w:fill="F4F5F7" w:color="auto" w:val="clear"/>
+            <w:tcMar>
+              <w:top w:type="dxa" w:w="35"/>
+              <w:left w:type="dxa" w:w="90"/>
+              <w:bottom w:type="dxa" w:w="35"/>
+              <w:right w:type="dxa" w:w="90"/>
+            </w:tcMar>
+          </w:tcPr>
+          <w:p/>
+        </w:tc>
+        <w:tc>
+          <w:tcPr>
+            <w:tcW w:type="dxa" w:w="2550"/>
+            <w:tcBorders>
+              <w:top w:val="single" w:color="D9DCE3" w:sz="2"/>
+              <w:left w:val="single" w:color="D9DCE3" w:sz="2"/>
+              <w:bottom w:val="single" w:color="D9DCE3" w:sz="2"/>
+              <w:right w:val="single" w:color="D9DCE3" w:sz="2"/>
+            </w:tcBorders>
+            <w:shd w:fill="F4F5F7" w:color="auto" w:val="clear"/>
+            <w:tcMar>
+              <w:top w:type="dxa" w:w="60"/>
+              <w:left w:type="dxa" w:w="130"/>
+              <w:bottom w:type="dxa" w:w="60"/>
+              <w:right w:type="dxa" w:w="110"/>
+            </w:tcMar>
+            <w:vAlign w:val="center"/>
+          </w:tcPr>
+          <w:p>
+            <w:r>
+              <w:rPr>
+                <w:rFonts w:ascii="Calibri" w:cs="Calibri" w:eastAsia="Calibri" w:hAnsi="Calibri"/>
+                <w:b/>
+                <w:bCs/>
                 <w:color w:val="1A1A1A"/>
-                <w:sz w:val="17"/>
-                <w:szCs w:val="17"/>
-              </w:rPr>
-              <w:t xml:space="preserve"/>
-            </w:r>
-          </w:p>
-        </w:tc>
-        <w:tc>
-          <w:tcPr>
-            <w:tcW w:type="dxa" w:w="3700"/>
-            <w:tcBorders>
-              <w:top w:val="single" w:color="D9DCE3" w:sz="2"/>
-              <w:left w:val="single" w:color="D9DCE3" w:sz="2"/>
-              <w:bottom w:val="single" w:color="D9DCE3" w:sz="2"/>
-              <w:right w:val="single" w:color="D9DCE3" w:sz="2"/>
-            </w:tcBorders>
-            <w:shd w:fill="F4F5F7" w:color="auto" w:val="clear"/>
-            <w:tcMar>
-              <w:top w:type="dxa" w:w="60"/>
-              <w:left w:type="dxa" w:w="100"/>
-              <w:bottom w:type="dxa" w:w="60"/>
-              <w:right w:type="dxa" w:w="100"/>
+                <w:sz w:val="19"/>
+                <w:szCs w:val="19"/>
+              </w:rPr>
+              <w:t xml:space="preserve">Contemplative Sciences Center</w:t>
+            </w:r>
+          </w:p>
+        </w:tc>
+        <w:tc>
+          <w:tcPr>
+            <w:tcW w:type="dxa" w:w="4150"/>
+            <w:tcBorders>
+              <w:top w:val="single" w:color="D9DCE3" w:sz="2"/>
+              <w:left w:val="single" w:color="D9DCE3" w:sz="2"/>
+              <w:bottom w:val="single" w:color="D9DCE3" w:sz="2"/>
+              <w:right w:val="single" w:color="D9DCE3" w:sz="2"/>
+            </w:tcBorders>
+            <w:shd w:fill="F4F5F7" w:color="auto" w:val="clear"/>
+            <w:tcMar>
+              <w:top w:type="dxa" w:w="60"/>
+              <w:left w:type="dxa" w:w="110"/>
+              <w:bottom w:type="dxa" w:w="60"/>
+              <w:right w:type="dxa" w:w="110"/>
             </w:tcMar>
             <w:vAlign w:val="center"/>
           </w:tcPr>
@@ -2259,8 +2316,8 @@
                 <w:i/>
                 <w:iCs/>
                 <w:color w:val="5B6472"/>
-                <w:sz w:val="14"/>
-                <w:szCs w:val="14"/>
+                <w:sz w:val="16"/>
+                <w:szCs w:val="16"/>
               </w:rPr>
               <w:t xml:space="preserve">—</w:t>
             </w:r>
@@ -2268,96 +2325,19 @@
         </w:tc>
         <w:tc>
           <w:tcPr>
-            <w:tcW w:type="dxa" w:w="420"/>
-            <w:tcBorders>
-              <w:top w:val="single" w:color="D9DCE3" w:sz="2"/>
-              <w:left w:val="single" w:color="D9DCE3" w:sz="2"/>
-              <w:bottom w:val="single" w:color="D9DCE3" w:sz="2"/>
-              <w:right w:val="single" w:color="D9DCE3" w:sz="2"/>
-            </w:tcBorders>
-            <w:shd w:fill="F4F5F7" w:color="auto" w:val="clear"/>
-          </w:tcPr>
-          <w:p/>
-        </w:tc>
-        <w:tc>
-          <w:tcPr>
-            <w:tcW w:type="dxa" w:w="2950"/>
-            <w:tcBorders>
-              <w:top w:val="single" w:color="D9DCE3" w:sz="2"/>
-              <w:left w:val="single" w:color="D9DCE3" w:sz="2"/>
-              <w:bottom w:val="single" w:color="D9DCE3" w:sz="2"/>
-              <w:right w:val="single" w:color="D9DCE3" w:sz="2"/>
-            </w:tcBorders>
-            <w:shd w:fill="F4F5F7" w:color="auto" w:val="clear"/>
-            <w:tcMar>
-              <w:top w:type="dxa" w:w="60"/>
-              <w:left w:type="dxa" w:w="120"/>
-              <w:bottom w:type="dxa" w:w="60"/>
-              <w:right w:type="dxa" w:w="100"/>
-            </w:tcMar>
-            <w:vAlign w:val="center"/>
-          </w:tcPr>
-          <w:p>
-            <w:r>
-              <w:rPr>
-                <w:rFonts w:ascii="Calibri" w:cs="Calibri" w:eastAsia="Calibri" w:hAnsi="Calibri"/>
-                <w:b/>
-                <w:bCs/>
-                <w:color w:val="1A1A1A"/>
-                <w:sz w:val="17"/>
-                <w:szCs w:val="17"/>
-              </w:rPr>
-              <w:t xml:space="preserve">Contemplative Sciences Center</w:t>
-            </w:r>
-          </w:p>
-        </w:tc>
-        <w:tc>
-          <w:tcPr>
-            <w:tcW w:type="dxa" w:w="3700"/>
-            <w:tcBorders>
-              <w:top w:val="single" w:color="D9DCE3" w:sz="2"/>
-              <w:left w:val="single" w:color="D9DCE3" w:sz="2"/>
-              <w:bottom w:val="single" w:color="D9DCE3" w:sz="2"/>
-              <w:right w:val="single" w:color="D9DCE3" w:sz="2"/>
-            </w:tcBorders>
-            <w:shd w:fill="F4F5F7" w:color="auto" w:val="clear"/>
-            <w:tcMar>
-              <w:top w:type="dxa" w:w="60"/>
-              <w:left w:type="dxa" w:w="100"/>
-              <w:bottom w:type="dxa" w:w="60"/>
-              <w:right w:type="dxa" w:w="100"/>
-            </w:tcMar>
-            <w:vAlign w:val="center"/>
-          </w:tcPr>
-          <w:p>
-            <w:r>
-              <w:rPr>
-                <w:rFonts w:ascii="Calibri" w:cs="Calibri" w:eastAsia="Calibri" w:hAnsi="Calibri"/>
-                <w:i/>
-                <w:iCs/>
-                <w:color w:val="5B6472"/>
-                <w:sz w:val="14"/>
-                <w:szCs w:val="14"/>
-              </w:rPr>
-              <w:t xml:space="preserve">—</w:t>
-            </w:r>
-          </w:p>
-        </w:tc>
-        <w:tc>
-          <w:tcPr>
-            <w:tcW w:type="dxa" w:w="420"/>
-            <w:tcBorders>
-              <w:top w:val="single" w:color="D9DCE3" w:sz="2"/>
-              <w:left w:val="single" w:color="D9DCE3" w:sz="2"/>
-              <w:bottom w:val="single" w:color="D9DCE3" w:sz="2"/>
-              <w:right w:val="single" w:color="D9DCE3" w:sz="2"/>
-            </w:tcBorders>
-            <w:shd w:fill="F4F5F7" w:color="auto" w:val="clear"/>
-            <w:tcMar>
-              <w:top w:type="dxa" w:w="60"/>
-              <w:left w:type="dxa" w:w="80"/>
-              <w:bottom w:type="dxa" w:w="60"/>
-              <w:right w:type="dxa" w:w="80"/>
+            <w:tcW w:type="dxa" w:w="350"/>
+            <w:tcBorders>
+              <w:top w:val="single" w:color="D9DCE3" w:sz="2"/>
+              <w:left w:val="single" w:color="D9DCE3" w:sz="2"/>
+              <w:bottom w:val="single" w:color="D9DCE3" w:sz="2"/>
+              <w:right w:val="single" w:color="D9DCE3" w:sz="2"/>
+            </w:tcBorders>
+            <w:shd w:fill="F4F5F7" w:color="auto" w:val="clear"/>
+            <w:tcMar>
+              <w:top w:type="dxa" w:w="60"/>
+              <w:left w:type="dxa" w:w="90"/>
+              <w:bottom w:type="dxa" w:w="60"/>
+              <w:right w:type="dxa" w:w="90"/>
             </w:tcMar>
             <w:vAlign w:val="center"/>
           </w:tcPr>
@@ -2368,8 +2348,8 @@
                 <w:b/>
                 <w:bCs/>
                 <w:color w:val="1E7A46"/>
-                <w:sz w:val="20"/>
-                <w:szCs w:val="20"/>
+                <w:sz w:val="22"/>
+                <w:szCs w:val="22"/>
               </w:rPr>
               <w:t xml:space="preserve">●</w:t>
             </w:r>
@@ -2379,7 +2359,7 @@
     </w:tbl>
     <w:p>
       <w:pPr>
-        <w:spacing w:after="50" w:before="140"/>
+        <w:spacing w:after="60" w:before="200"/>
       </w:pPr>
       <w:r>
         <w:rPr>
@@ -2387,8 +2367,8 @@
           <w:b/>
           <w:bCs/>
           <w:color w:val="232D4B"/>
-          <w:sz w:val="16"/>
-          <w:szCs w:val="16"/>
+          <w:sz w:val="18"/>
+          <w:szCs w:val="18"/>
         </w:rPr>
         <w:t xml:space="preserve">Not yet assigned — contact the CR team:  </w:t>
       </w:r>
@@ -2396,8 +2376,8 @@
         <w:rPr>
           <w:rFonts w:ascii="Calibri" w:cs="Calibri" w:eastAsia="Calibri" w:hAnsi="Calibri"/>
           <w:color w:val="333333"/>
-          <w:sz w:val="16"/>
-          <w:szCs w:val="16"/>
+          <w:sz w:val="18"/>
+          <w:szCs w:val="18"/>
         </w:rPr>
         <w:t xml:space="preserve">UVA Arts (Fralin Museum, VA Film Festival)  •  VA Humanities  •  Gun Violence Solutions Project  •  Global  •  any other Provost-level initiative not listed above</w:t>
       </w:r>
@@ -2412,8 +2392,8 @@
           <w:i/>
           <w:iCs/>
           <w:color w:val="5B6472"/>
-          <w:sz w:val="14"/>
-          <w:szCs w:val="14"/>
+          <w:sz w:val="16"/>
+          <w:szCs w:val="16"/>
         </w:rPr>
         <w:t xml:space="preserve">*  = co-covered with Ahsan.   </w:t>
       </w:r>
@@ -2423,8 +2403,8 @@
           <w:i/>
           <w:iCs/>
           <w:color w:val="5B6472"/>
-          <w:sz w:val="14"/>
-          <w:szCs w:val="14"/>
+          <w:sz w:val="16"/>
+          <w:szCs w:val="16"/>
         </w:rPr>
         <w:t xml:space="preserve">Health System is excluded from this model; Health-aligned corporate partnerships are managed separately.</w:t>
       </w:r>
@@ -2434,7 +2414,7 @@
         <w:pBdr>
           <w:top w:val="single" w:color="CCCCCC" w:sz="4" w:space="6"/>
         </w:pBdr>
-        <w:spacing w:before="160"/>
+        <w:spacing w:before="260"/>
         <w:jc w:val="center"/>
       </w:pPr>
       <w:r>
@@ -2443,15 +2423,15 @@
           <w:i/>
           <w:iCs/>
           <w:color w:val="666666"/>
-          <w:sz w:val="14"/>
-          <w:szCs w:val="14"/>
+          <w:sz w:val="16"/>
+          <w:szCs w:val="16"/>
         </w:rPr>
         <w:t xml:space="preserve">University of Virginia  |  Corporate Relations  |  Quick Reference — Effective September 2026  |  Internal Use Only  |  Full model: CR_School_Placement_Model_FINAL.docx</w:t>
       </w:r>
     </w:p>
     <w:sectPr>
-      <w:pgSz w:w="12240" w:h="15840" w:orient="landscape"/>
-      <w:pgMar w:top="560" w:right="560" w:bottom="560" w:left="560" w:header="708" w:footer="708" w:gutter="0"/>
+      <w:pgSz w:w="15840" w:h="12240" w:orient="landscape"/>
+      <w:pgMar w:top="500" w:right="500" w:bottom="500" w:left="500" w:header="708" w:footer="708" w:gutter="0"/>
       <w:pgNumType/>
       <w:docGrid w:linePitch="360"/>
     </w:sectPr>
